--- a/backend/templates/viajes.docx
+++ b/backend/templates/viajes.docx
@@ -19,51 +19,6 @@
         <w:rPr>
           <w:b/>
           <w:bCs/>
-          <w:sz w:val="32"/>
-          <w:szCs w:val="32"/>
-        </w:rPr>
-      </w:pPr>
-      <w:r>
-        <w:rPr>
-          <w:b/>
-          <w:bCs/>
-          <w:sz w:val="32"/>
-          <w:szCs w:val="32"/>
-        </w:rPr>
-        <w:t xml:space="preserve">COTIZACIÓN </w:t>
-      </w:r>
-      <w:r>
-        <w:rPr>
-          <w:b/>
-          <w:bCs/>
-          <w:sz w:val="32"/>
-          <w:szCs w:val="32"/>
-        </w:rPr>
-        <w:t>VIAJE</w:t>
-      </w:r>
-    </w:p>
-    <w:p>
-      <w:pPr>
-        <w:rPr>
-          <w:b/>
-          <w:bCs/>
-          <w:sz w:val="32"/>
-          <w:szCs w:val="32"/>
-        </w:rPr>
-      </w:pPr>
-      <w:r>
-        <w:rPr>
-          <w:b/>
-          <w:bCs/>
-          <w:sz w:val="32"/>
-          <w:szCs w:val="32"/>
-        </w:rPr>
-        <w:t>DATOS GENERALES</w:t>
-      </w:r>
-    </w:p>
-    <w:p>
-      <w:pPr>
-        <w:rPr>
           <w:sz w:val="28"/>
           <w:szCs w:val="28"/>
         </w:rPr>
@@ -75,63 +30,104 @@
           <w:sz w:val="28"/>
           <w:szCs w:val="28"/>
         </w:rPr>
-        <w:t xml:space="preserve">Viaje: </w:t>
-      </w:r>
-      <w:r>
-        <w:rPr>
+        <w:t>COTIZACIÓN VIAJE</w:t>
+      </w:r>
+    </w:p>
+    <w:p>
+      <w:pPr>
+        <w:rPr>
+          <w:b/>
+          <w:bCs/>
           <w:sz w:val="28"/>
           <w:szCs w:val="28"/>
         </w:rPr>
-        <w:t>[[Nombre_Viaje]]</w:t>
-      </w:r>
-    </w:p>
-    <w:p/>
-    <w:p>
-      <w:pPr>
-        <w:rPr>
-          <w:b/>
-          <w:bCs/>
-          <w:sz w:val="32"/>
-          <w:szCs w:val="32"/>
-        </w:rPr>
-      </w:pPr>
-      <w:r>
-        <w:rPr>
-          <w:b/>
-          <w:bCs/>
-          <w:sz w:val="32"/>
-          <w:szCs w:val="32"/>
-        </w:rPr>
-        <w:t>FECHAS</w:t>
-      </w:r>
-    </w:p>
-    <w:p>
-      <w:pPr>
-        <w:rPr>
+      </w:pPr>
+      <w:r>
+        <w:rPr>
+          <w:b/>
+          <w:bCs/>
           <w:sz w:val="28"/>
           <w:szCs w:val="28"/>
         </w:rPr>
-      </w:pPr>
-      <w:r>
+        <w:t>DATOS GENERALES</w:t>
+      </w:r>
+    </w:p>
+    <w:p>
+      <w:r>
+        <w:rPr>
+          <w:b/>
+          <w:bCs/>
+        </w:rPr>
+        <w:t xml:space="preserve">Viaje: </w:t>
+      </w:r>
+      <w:r>
+        <w:t>[[Nombre_Viaje]]</w:t>
+      </w:r>
+    </w:p>
+    <w:p>
+      <w:pPr>
+        <w:rPr>
+          <w:sz w:val="22"/>
+          <w:szCs w:val="22"/>
+        </w:rPr>
+      </w:pPr>
+    </w:p>
+    <w:p>
+      <w:pPr>
         <w:rPr>
           <w:b/>
           <w:bCs/>
           <w:sz w:val="28"/>
           <w:szCs w:val="28"/>
         </w:rPr>
-        <w:t>Inicio:</w:t>
-      </w:r>
-      <w:r>
-        <w:rPr>
+      </w:pPr>
+      <w:r>
+        <w:rPr>
+          <w:b/>
+          <w:bCs/>
           <w:sz w:val="28"/>
           <w:szCs w:val="28"/>
         </w:rPr>
+        <w:t>FECHAS</w:t>
+      </w:r>
+    </w:p>
+    <w:p>
+      <w:r>
+        <w:rPr>
+          <w:b/>
+          <w:bCs/>
+        </w:rPr>
+        <w:t>Inicio:</w:t>
+      </w:r>
+      <w:r>
         <w:t xml:space="preserve"> [[fecha_inicio]]</w:t>
       </w:r>
     </w:p>
     <w:p>
-      <w:pPr>
-        <w:rPr>
+      <w:r>
+        <w:rPr>
+          <w:b/>
+          <w:bCs/>
+        </w:rPr>
+        <w:t>Fin:</w:t>
+      </w:r>
+      <w:r>
+        <w:t xml:space="preserve"> [[fecha_fin]]</w:t>
+      </w:r>
+    </w:p>
+    <w:p>
+      <w:pPr>
+        <w:rPr>
+          <w:sz w:val="22"/>
+          <w:szCs w:val="22"/>
+        </w:rPr>
+      </w:pPr>
+    </w:p>
+    <w:p>
+      <w:pPr>
+        <w:rPr>
+          <w:b/>
+          <w:bCs/>
           <w:sz w:val="28"/>
           <w:szCs w:val="28"/>
         </w:rPr>
@@ -143,78 +139,228 @@
           <w:sz w:val="28"/>
           <w:szCs w:val="28"/>
         </w:rPr>
-        <w:t>Fin:</w:t>
-      </w:r>
-      <w:r>
-        <w:rPr>
+        <w:t>DESTINOS</w:t>
+      </w:r>
+    </w:p>
+    <w:p>
+      <w:r>
+        <w:t>[[#destinos]]</w:t>
+      </w:r>
+    </w:p>
+    <w:p>
+      <w:r>
+        <w:rPr>
+          <w:b/>
+          <w:bCs/>
+        </w:rPr>
+        <w:t>Destino:</w:t>
+      </w:r>
+      <w:r>
+        <w:t xml:space="preserve"> [[destino]]</w:t>
+      </w:r>
+    </w:p>
+    <w:p>
+      <w:r>
+        <w:rPr>
+          <w:b/>
+          <w:bCs/>
+        </w:rPr>
+        <w:t>Hospedaje:</w:t>
+      </w:r>
+      <w:r>
+        <w:t xml:space="preserve"> [[hospedaje]]</w:t>
+      </w:r>
+    </w:p>
+    <w:p>
+      <w:r>
+        <w:t>[[/destinos]]</w:t>
+      </w:r>
+    </w:p>
+    <w:p>
+      <w:pPr>
+        <w:rPr>
+          <w:sz w:val="22"/>
+          <w:szCs w:val="22"/>
+        </w:rPr>
+      </w:pPr>
+    </w:p>
+    <w:p>
+      <w:pPr>
+        <w:rPr>
+          <w:b/>
+          <w:bCs/>
           <w:sz w:val="28"/>
           <w:szCs w:val="28"/>
         </w:rPr>
-        <w:t xml:space="preserve"> [[fecha_fin]]</w:t>
-      </w:r>
-    </w:p>
-    <w:p/>
-    <w:p>
-      <w:pPr>
-        <w:rPr>
-          <w:b/>
-          <w:bCs/>
-          <w:sz w:val="32"/>
-          <w:szCs w:val="32"/>
-        </w:rPr>
-      </w:pPr>
-      <w:r>
-        <w:rPr>
-          <w:b/>
-          <w:bCs/>
-          <w:sz w:val="32"/>
-          <w:szCs w:val="32"/>
-        </w:rPr>
-        <w:t>DESTINOS</w:t>
-      </w:r>
-    </w:p>
-    <w:p>
-      <w:pPr>
-        <w:rPr>
+      </w:pPr>
+      <w:r>
+        <w:rPr>
+          <w:b/>
+          <w:bCs/>
           <w:sz w:val="28"/>
           <w:szCs w:val="28"/>
         </w:rPr>
-      </w:pPr>
-      <w:r>
-        <w:rPr>
+        <w:t>PASAJEROS</w:t>
+      </w:r>
+    </w:p>
+    <w:p>
+      <w:r>
+        <w:t>[[#pasajeros]]</w:t>
+      </w:r>
+    </w:p>
+    <w:p>
+      <w:r>
+        <w:rPr>
+          <w:b/>
+          <w:bCs/>
+        </w:rPr>
+        <w:t>Nombre:</w:t>
+      </w:r>
+      <w:r>
+        <w:t xml:space="preserve"> [[nombre]] [[apellidos]] - Edad: [[edad]]</w:t>
+      </w:r>
+    </w:p>
+    <w:p>
+      <w:r>
+        <w:t>[[/pasajeros]]</w:t>
+      </w:r>
+    </w:p>
+    <w:p>
+      <w:pPr>
+        <w:rPr>
+          <w:sz w:val="22"/>
+          <w:szCs w:val="22"/>
+        </w:rPr>
+      </w:pPr>
+    </w:p>
+    <w:p>
+      <w:pPr>
+        <w:rPr>
+          <w:b/>
+          <w:bCs/>
           <w:sz w:val="28"/>
           <w:szCs w:val="28"/>
         </w:rPr>
-        <w:t>[[#destinos]]</w:t>
-      </w:r>
-    </w:p>
-    <w:p>
-      <w:pPr>
-        <w:rPr>
+      </w:pPr>
+      <w:r>
+        <w:rPr>
+          <w:b/>
+          <w:bCs/>
           <w:sz w:val="28"/>
           <w:szCs w:val="28"/>
         </w:rPr>
-      </w:pPr>
-      <w:r>
+        <w:t>VUELOS EXTRA</w:t>
+      </w:r>
+    </w:p>
+    <w:p>
+      <w:r>
+        <w:t>[[#vuelos_extra]]</w:t>
+      </w:r>
+    </w:p>
+    <w:p>
+      <w:r>
+        <w:rPr>
+          <w:b/>
+          <w:bCs/>
+        </w:rPr>
+        <w:t>Fecha:</w:t>
+      </w:r>
+      <w:r>
+        <w:t xml:space="preserve"> [[fecha_vuelo]]</w:t>
+      </w:r>
+    </w:p>
+    <w:p>
+      <w:r>
+        <w:rPr>
+          <w:b/>
+          <w:bCs/>
+        </w:rPr>
+        <w:t>Ruta:</w:t>
+      </w:r>
+      <w:r>
+        <w:t xml:space="preserve"> [[origen]] → [[destino]]</w:t>
+      </w:r>
+    </w:p>
+    <w:p>
+      <w:r>
+        <w:rPr>
+          <w:b/>
+          <w:bCs/>
+        </w:rPr>
+        <w:t>Detalle:</w:t>
+      </w:r>
+      <w:r>
+        <w:t xml:space="preserve"> [[detalle]]</w:t>
+      </w:r>
+    </w:p>
+    <w:p>
+      <w:r>
+        <w:lastRenderedPageBreak/>
+        <w:t>[[/vuelos_extra]]</w:t>
+      </w:r>
+    </w:p>
+    <w:p>
+      <w:pPr>
+        <w:rPr>
+          <w:sz w:val="22"/>
+          <w:szCs w:val="22"/>
+        </w:rPr>
+      </w:pPr>
+    </w:p>
+    <w:p>
+      <w:pPr>
         <w:rPr>
           <w:b/>
           <w:bCs/>
           <w:sz w:val="28"/>
           <w:szCs w:val="28"/>
         </w:rPr>
-        <w:t>Destino:</w:t>
-      </w:r>
-      <w:r>
-        <w:rPr>
+      </w:pPr>
+      <w:r>
+        <w:rPr>
+          <w:b/>
+          <w:bCs/>
           <w:sz w:val="28"/>
           <w:szCs w:val="28"/>
         </w:rPr>
-        <w:t xml:space="preserve"> [[destino]]</w:t>
-      </w:r>
-    </w:p>
-    <w:p>
-      <w:pPr>
-        <w:rPr>
+        <w:t>ITINERARIO</w:t>
+      </w:r>
+    </w:p>
+    <w:p>
+      <w:r>
+        <w:t>[[#itinerario]]</w:t>
+      </w:r>
+    </w:p>
+    <w:p>
+      <w:r>
+        <w:rPr>
+          <w:b/>
+          <w:bCs/>
+        </w:rPr>
+        <w:t>[[dia]]:</w:t>
+      </w:r>
+      <w:r>
+        <w:t xml:space="preserve"> [[descripcion]]</w:t>
+      </w:r>
+    </w:p>
+    <w:p>
+      <w:r>
+        <w:t>[[/itinerario]]</w:t>
+      </w:r>
+    </w:p>
+    <w:p>
+      <w:pPr>
+        <w:rPr>
+          <w:sz w:val="22"/>
+          <w:szCs w:val="22"/>
+        </w:rPr>
+      </w:pPr>
+    </w:p>
+    <w:p>
+      <w:pPr>
+        <w:rPr>
+          <w:b/>
+          <w:bCs/>
           <w:sz w:val="28"/>
           <w:szCs w:val="28"/>
         </w:rPr>
@@ -226,71 +372,127 @@
           <w:sz w:val="28"/>
           <w:szCs w:val="28"/>
         </w:rPr>
-        <w:t>Hospedaje:</w:t>
-      </w:r>
-      <w:r>
-        <w:rPr>
+        <w:t>COSTOS</w:t>
+      </w:r>
+    </w:p>
+    <w:p>
+      <w:r>
+        <w:rPr>
+          <w:b/>
+          <w:bCs/>
+        </w:rPr>
+        <w:t>Por persona:</w:t>
+      </w:r>
+      <w:r>
+        <w:t xml:space="preserve"> [[total_persona]]</w:t>
+      </w:r>
+    </w:p>
+    <w:p>
+      <w:r>
+        <w:rPr>
+          <w:b/>
+          <w:bCs/>
+        </w:rPr>
+        <w:t>Total:</w:t>
+      </w:r>
+      <w:r>
+        <w:t xml:space="preserve"> [[total_general]]</w:t>
+      </w:r>
+    </w:p>
+    <w:p>
+      <w:pPr>
+        <w:rPr>
+          <w:sz w:val="22"/>
+          <w:szCs w:val="22"/>
+        </w:rPr>
+      </w:pPr>
+    </w:p>
+    <w:p>
+      <w:pPr>
+        <w:rPr>
+          <w:b/>
+          <w:bCs/>
           <w:sz w:val="28"/>
           <w:szCs w:val="28"/>
         </w:rPr>
-        <w:t xml:space="preserve"> [[hospedaje]]</w:t>
-      </w:r>
-    </w:p>
-    <w:p>
-      <w:pPr>
-        <w:rPr>
+      </w:pPr>
+      <w:r>
+        <w:rPr>
+          <w:b/>
+          <w:bCs/>
           <w:sz w:val="28"/>
           <w:szCs w:val="28"/>
         </w:rPr>
-      </w:pPr>
-      <w:r>
-        <w:rPr>
+        <w:t>BENEFICIOS</w:t>
+      </w:r>
+    </w:p>
+    <w:p>
+      <w:r>
+        <w:t>[[beneficios]]</w:t>
+      </w:r>
+    </w:p>
+    <w:p>
+      <w:pPr>
+        <w:rPr>
+          <w:sz w:val="22"/>
+          <w:szCs w:val="22"/>
+        </w:rPr>
+      </w:pPr>
+    </w:p>
+    <w:p>
+      <w:pPr>
+        <w:rPr>
+          <w:b/>
+          <w:bCs/>
           <w:sz w:val="28"/>
           <w:szCs w:val="28"/>
         </w:rPr>
-        <w:t>[[/destinos]]</w:t>
-      </w:r>
-    </w:p>
-    <w:p/>
-    <w:p>
-      <w:pPr>
-        <w:rPr>
-          <w:b/>
-          <w:bCs/>
-          <w:sz w:val="32"/>
-          <w:szCs w:val="32"/>
-        </w:rPr>
-      </w:pPr>
-      <w:r>
-        <w:rPr>
-          <w:b/>
-          <w:bCs/>
-          <w:sz w:val="32"/>
-          <w:szCs w:val="32"/>
-        </w:rPr>
-        <w:t>PASAJEROS</w:t>
-      </w:r>
-    </w:p>
-    <w:p>
-      <w:pPr>
-        <w:rPr>
+      </w:pPr>
+      <w:r>
+        <w:rPr>
+          <w:b/>
+          <w:bCs/>
           <w:sz w:val="28"/>
           <w:szCs w:val="28"/>
         </w:rPr>
-      </w:pPr>
-      <w:r>
-        <w:rPr>
+        <w:t>RESTRICCIONES</w:t>
+      </w:r>
+    </w:p>
+    <w:p>
+      <w:r>
+        <w:t>[[restricciones]]</w:t>
+      </w:r>
+    </w:p>
+    <w:p/>
+    <w:p>
+      <w:pPr>
+        <w:rPr>
+          <w:b/>
+          <w:bCs/>
           <w:sz w:val="28"/>
           <w:szCs w:val="28"/>
-        </w:rPr>
-        <w:t>[[#pasajeros]]</w:t>
-      </w:r>
-    </w:p>
-    <w:p>
-      <w:pPr>
-        <w:rPr>
+          <w:lang w:val="es-ES_tradnl"/>
+        </w:rPr>
+      </w:pPr>
+      <w:r>
+        <w:rPr>
+          <w:b/>
+          <w:bCs/>
           <w:sz w:val="28"/>
           <w:szCs w:val="28"/>
+          <w:lang w:val="es-ES_tradnl"/>
+        </w:rPr>
+        <w:br w:type="page"/>
+      </w:r>
+    </w:p>
+    <w:p>
+      <w:pPr>
+        <w:jc w:val="center"/>
+        <w:rPr>
+          <w:b/>
+          <w:bCs/>
+          <w:sz w:val="22"/>
+          <w:szCs w:val="22"/>
         </w:rPr>
       </w:pPr>
       <w:r>
@@ -299,384 +501,137 @@
           <w:bCs/>
           <w:sz w:val="28"/>
           <w:szCs w:val="28"/>
-        </w:rPr>
-        <w:t>Nombre:</w:t>
-      </w:r>
-      <w:r>
-        <w:rPr>
-          <w:sz w:val="28"/>
-          <w:szCs w:val="28"/>
-        </w:rPr>
-        <w:t xml:space="preserve"> [[nombre]] [[apellidos]] - Edad: [[edad]]</w:t>
-      </w:r>
-    </w:p>
-    <w:p>
-      <w:pPr>
-        <w:rPr>
-          <w:sz w:val="28"/>
-          <w:szCs w:val="28"/>
-        </w:rPr>
-      </w:pPr>
-      <w:r>
-        <w:rPr>
-          <w:sz w:val="28"/>
-          <w:szCs w:val="28"/>
-        </w:rPr>
-        <w:t>[[/pasajeros]]</w:t>
-      </w:r>
-    </w:p>
-    <w:p/>
-    <w:p>
-      <w:pPr>
-        <w:rPr>
-          <w:b/>
-          <w:bCs/>
-          <w:sz w:val="32"/>
-          <w:szCs w:val="32"/>
-        </w:rPr>
-      </w:pPr>
-      <w:r>
-        <w:rPr>
-          <w:b/>
-          <w:bCs/>
-          <w:sz w:val="32"/>
-          <w:szCs w:val="32"/>
-        </w:rPr>
-        <w:t>VUELOS EXTRA</w:t>
-      </w:r>
-    </w:p>
-    <w:p>
-      <w:pPr>
-        <w:rPr>
-          <w:sz w:val="28"/>
-          <w:szCs w:val="28"/>
-        </w:rPr>
-      </w:pPr>
-      <w:r>
-        <w:rPr>
-          <w:sz w:val="28"/>
-          <w:szCs w:val="28"/>
-        </w:rPr>
-        <w:t>[[#vuelos_extra]]</w:t>
-      </w:r>
-    </w:p>
-    <w:p>
-      <w:pPr>
-        <w:rPr>
-          <w:sz w:val="28"/>
-          <w:szCs w:val="28"/>
-        </w:rPr>
-      </w:pPr>
-      <w:r>
-        <w:rPr>
-          <w:b/>
-          <w:bCs/>
-          <w:sz w:val="28"/>
-          <w:szCs w:val="28"/>
-        </w:rPr>
-        <w:t>Fecha:</w:t>
-      </w:r>
-      <w:r>
-        <w:rPr>
-          <w:sz w:val="28"/>
-          <w:szCs w:val="28"/>
-        </w:rPr>
-        <w:t xml:space="preserve"> [[fecha_vuelo]]</w:t>
-      </w:r>
-    </w:p>
-    <w:p>
-      <w:pPr>
-        <w:rPr>
-          <w:sz w:val="28"/>
-          <w:szCs w:val="28"/>
-        </w:rPr>
-      </w:pPr>
-      <w:r>
-        <w:rPr>
-          <w:b/>
-          <w:bCs/>
-          <w:sz w:val="28"/>
-          <w:szCs w:val="28"/>
+          <w:lang w:val="es-ES_tradnl"/>
         </w:rPr>
         <w:lastRenderedPageBreak/>
-        <w:t>Ruta:</w:t>
-      </w:r>
-      <w:r>
-        <w:rPr>
-          <w:sz w:val="28"/>
-          <w:szCs w:val="28"/>
-        </w:rPr>
-        <w:t xml:space="preserve"> [[origen]] → [[destino]]</w:t>
-      </w:r>
-    </w:p>
-    <w:p>
-      <w:pPr>
-        <w:rPr>
-          <w:sz w:val="28"/>
-          <w:szCs w:val="28"/>
-        </w:rPr>
-      </w:pPr>
-      <w:r>
-        <w:rPr>
-          <w:b/>
-          <w:bCs/>
-          <w:sz w:val="28"/>
-          <w:szCs w:val="28"/>
-        </w:rPr>
-        <w:t>Detalle:</w:t>
-      </w:r>
-      <w:r>
-        <w:rPr>
-          <w:sz w:val="28"/>
-          <w:szCs w:val="28"/>
-        </w:rPr>
-        <w:t xml:space="preserve"> [[detalle]]</w:t>
-      </w:r>
-    </w:p>
-    <w:p>
-      <w:pPr>
-        <w:rPr>
-          <w:sz w:val="28"/>
-          <w:szCs w:val="28"/>
-        </w:rPr>
-      </w:pPr>
-      <w:r>
-        <w:rPr>
-          <w:sz w:val="28"/>
-          <w:szCs w:val="28"/>
-        </w:rPr>
-        <w:t>[[/vuelos_extra]]</w:t>
-      </w:r>
-    </w:p>
-    <w:p/>
-    <w:p>
-      <w:pPr>
-        <w:rPr>
-          <w:b/>
-          <w:bCs/>
-          <w:sz w:val="32"/>
-          <w:szCs w:val="32"/>
-        </w:rPr>
-      </w:pPr>
-      <w:r>
-        <w:rPr>
-          <w:b/>
-          <w:bCs/>
-          <w:sz w:val="32"/>
-          <w:szCs w:val="32"/>
-        </w:rPr>
-        <w:t>ITINERARIO</w:t>
-      </w:r>
-    </w:p>
-    <w:p>
-      <w:pPr>
-        <w:rPr>
-          <w:sz w:val="28"/>
-          <w:szCs w:val="28"/>
-        </w:rPr>
-      </w:pPr>
-      <w:r>
-        <w:rPr>
-          <w:sz w:val="28"/>
-          <w:szCs w:val="28"/>
-        </w:rPr>
-        <w:t>[[#itinerario]]</w:t>
-      </w:r>
-    </w:p>
-    <w:p>
-      <w:pPr>
-        <w:rPr>
-          <w:sz w:val="28"/>
-          <w:szCs w:val="28"/>
-        </w:rPr>
-      </w:pPr>
-      <w:r>
-        <w:rPr>
-          <w:b/>
-          <w:bCs/>
-          <w:sz w:val="28"/>
-          <w:szCs w:val="28"/>
-        </w:rPr>
-        <w:t>[[dia]]:</w:t>
-      </w:r>
-      <w:r>
-        <w:rPr>
-          <w:sz w:val="28"/>
-          <w:szCs w:val="28"/>
-        </w:rPr>
-        <w:t xml:space="preserve"> [[descripcion]]</w:t>
-      </w:r>
-    </w:p>
-    <w:p>
-      <w:pPr>
-        <w:rPr>
-          <w:sz w:val="28"/>
-          <w:szCs w:val="28"/>
-        </w:rPr>
-      </w:pPr>
-      <w:r>
-        <w:rPr>
-          <w:sz w:val="28"/>
-          <w:szCs w:val="28"/>
-        </w:rPr>
-        <w:t>[[/itinerario]]</w:t>
-      </w:r>
-    </w:p>
-    <w:p/>
-    <w:p>
-      <w:pPr>
-        <w:rPr>
-          <w:b/>
-          <w:bCs/>
-          <w:sz w:val="32"/>
-          <w:szCs w:val="32"/>
-        </w:rPr>
-      </w:pPr>
-      <w:r>
-        <w:rPr>
-          <w:b/>
-          <w:bCs/>
-          <w:sz w:val="32"/>
-          <w:szCs w:val="32"/>
-        </w:rPr>
-        <w:t>COSTOS</w:t>
-      </w:r>
-    </w:p>
-    <w:p>
-      <w:pPr>
-        <w:rPr>
-          <w:sz w:val="28"/>
-          <w:szCs w:val="28"/>
-        </w:rPr>
-      </w:pPr>
-      <w:r>
-        <w:rPr>
-          <w:b/>
-          <w:bCs/>
-          <w:sz w:val="28"/>
-          <w:szCs w:val="28"/>
-        </w:rPr>
-        <w:t>Por persona:</w:t>
-      </w:r>
-      <w:r>
-        <w:rPr>
-          <w:sz w:val="28"/>
-          <w:szCs w:val="28"/>
-        </w:rPr>
-        <w:t xml:space="preserve"> [[total_persona]]</w:t>
-      </w:r>
-    </w:p>
-    <w:p>
-      <w:pPr>
-        <w:rPr>
-          <w:sz w:val="28"/>
-          <w:szCs w:val="28"/>
-        </w:rPr>
-      </w:pPr>
-      <w:r>
-        <w:rPr>
-          <w:b/>
-          <w:bCs/>
-          <w:sz w:val="28"/>
-          <w:szCs w:val="28"/>
-        </w:rPr>
-        <w:t>Total:</w:t>
-      </w:r>
-      <w:r>
-        <w:rPr>
-          <w:sz w:val="28"/>
-          <w:szCs w:val="28"/>
-        </w:rPr>
-        <w:t xml:space="preserve"> [[total_general]]</w:t>
-      </w:r>
-    </w:p>
-    <w:p/>
-    <w:p>
-      <w:pPr>
-        <w:rPr>
-          <w:b/>
-          <w:bCs/>
-          <w:sz w:val="32"/>
-          <w:szCs w:val="32"/>
-        </w:rPr>
-      </w:pPr>
-      <w:r>
-        <w:rPr>
-          <w:b/>
-          <w:bCs/>
-          <w:sz w:val="32"/>
-          <w:szCs w:val="32"/>
-        </w:rPr>
-        <w:t>BENEFICIOS</w:t>
-      </w:r>
-    </w:p>
-    <w:p>
-      <w:pPr>
-        <w:rPr>
-          <w:sz w:val="28"/>
-          <w:szCs w:val="28"/>
-        </w:rPr>
-      </w:pPr>
-      <w:r>
-        <w:rPr>
-          <w:sz w:val="28"/>
-          <w:szCs w:val="28"/>
-        </w:rPr>
-        <w:t>[[beneficios]]</w:t>
-      </w:r>
-    </w:p>
-    <w:p/>
-    <w:p>
-      <w:pPr>
-        <w:rPr>
-          <w:b/>
-          <w:bCs/>
-          <w:sz w:val="32"/>
-          <w:szCs w:val="32"/>
-        </w:rPr>
-      </w:pPr>
-      <w:r>
-        <w:rPr>
-          <w:b/>
-          <w:bCs/>
-          <w:sz w:val="32"/>
-          <w:szCs w:val="32"/>
-        </w:rPr>
-        <w:t>RESTRICCIONES</w:t>
-      </w:r>
-    </w:p>
-    <w:p>
-      <w:pPr>
-        <w:rPr>
-          <w:sz w:val="28"/>
-          <w:szCs w:val="28"/>
-        </w:rPr>
-      </w:pPr>
-      <w:r>
-        <w:rPr>
-          <w:sz w:val="28"/>
-          <w:szCs w:val="28"/>
-        </w:rPr>
-        <w:t>[[restricciones]]</w:t>
-      </w:r>
-    </w:p>
-    <w:p/>
+        <w:t>CONDICIONES GENERALES DE LA COTIZACIÓN</w:t>
+      </w:r>
+    </w:p>
+    <w:p>
+      <w:pPr>
+        <w:jc w:val="both"/>
+        <w:rPr>
+          <w:lang w:val="es-ES_tradnl"/>
+        </w:rPr>
+      </w:pPr>
+      <w:r>
+        <w:rPr>
+          <w:lang w:val="es-ES_tradnl"/>
+        </w:rPr>
+        <w:t>La presente cotización tiene carácter informativo y no constituye una confirmación definitiva de servicios ni disponibilidad hasta el momento de su contratación formal.</w:t>
+      </w:r>
+    </w:p>
+    <w:p>
+      <w:pPr>
+        <w:jc w:val="both"/>
+        <w:rPr>
+          <w:lang w:val="es-ES_tradnl"/>
+        </w:rPr>
+      </w:pPr>
+      <w:r>
+        <w:rPr>
+          <w:lang w:val="es-ES_tradnl"/>
+        </w:rPr>
+        <w:t>Las tarifas, servicios, disponibilidad y condiciones aquí descritas están sujetas a cambio sin previo aviso, de acuerdo con la variación de tarifas por parte de proveedores, disponibilidad al momento de la reserva, tipo de cambio y condiciones del mercado.</w:t>
+      </w:r>
+    </w:p>
+    <w:p>
+      <w:pPr>
+        <w:jc w:val="both"/>
+        <w:rPr>
+          <w:lang w:val="es-ES_tradnl"/>
+        </w:rPr>
+      </w:pPr>
+      <w:r>
+        <w:rPr>
+          <w:lang w:val="es-ES_tradnl"/>
+        </w:rPr>
+        <w:t>Los precios indicados están expresados conforme a la información vigente al momento de la elaboración de esta cotización y podrán modificarse hasta no recibir confirmación por escrito y/o el pago correspondiente.</w:t>
+      </w:r>
+    </w:p>
+    <w:p>
+      <w:pPr>
+        <w:jc w:val="both"/>
+        <w:rPr>
+          <w:lang w:val="es-ES_tradnl"/>
+        </w:rPr>
+      </w:pPr>
+      <w:r>
+        <w:rPr>
+          <w:lang w:val="es-ES_tradnl"/>
+        </w:rPr>
+        <w:t>La disponibilidad de los servicios cotizados no está garantizada hasta el momento de la reserva en firme. Se recomienda realizar la confirmación a la brevedad para asegurar las condiciones aquí presentadas.</w:t>
+      </w:r>
+    </w:p>
+    <w:p>
+      <w:pPr>
+        <w:jc w:val="both"/>
+        <w:rPr>
+          <w:lang w:val="es-ES_tradnl"/>
+        </w:rPr>
+      </w:pPr>
+      <w:r>
+        <w:rPr>
+          <w:lang w:val="es-ES_tradnl"/>
+        </w:rPr>
+        <w:t>Cualquier modificación en itinerarios, fechas, número de pasajeros o servicios solicitados podrá generar ajustes en tarifas y condiciones</w:t>
+      </w:r>
+      <w:r>
+        <w:rPr>
+          <w:lang w:val="es-ES_tradnl"/>
+        </w:rPr>
+        <w:t>.</w:t>
+      </w:r>
+    </w:p>
+    <w:p>
+      <w:pPr>
+        <w:jc w:val="both"/>
+        <w:rPr>
+          <w:lang w:val="es-ES_tradnl"/>
+        </w:rPr>
+      </w:pPr>
+    </w:p>
     <w:p>
       <w:pPr>
         <w:jc w:val="center"/>
         <w:rPr>
           <w:b/>
           <w:bCs/>
-          <w:sz w:val="22"/>
-          <w:szCs w:val="22"/>
-        </w:rPr>
-      </w:pPr>
-      <w:r>
-        <w:rPr>
-          <w:b/>
-          <w:bCs/>
-          <w:sz w:val="22"/>
-          <w:szCs w:val="22"/>
+          <w:lang w:val="es-ES_tradnl"/>
+        </w:rPr>
+      </w:pPr>
+      <w:r>
+        <w:rPr>
+          <w:b/>
+          <w:bCs/>
+          <w:lang w:val="es-ES_tradnl"/>
+        </w:rPr>
+        <w:t>Agradecemos la oportunidad de atenderle y quedamos a sus órdenes para cualquier aclaración o ajuste requerido</w:t>
+      </w:r>
+    </w:p>
+    <w:p>
+      <w:pPr>
+        <w:rPr>
+          <w:lang w:val="es-ES_tradnl"/>
+        </w:rPr>
+      </w:pPr>
+    </w:p>
+    <w:p>
+      <w:pPr>
+        <w:jc w:val="center"/>
+        <w:rPr>
+          <w:b/>
+          <w:bCs/>
+          <w:sz w:val="18"/>
+          <w:szCs w:val="18"/>
+        </w:rPr>
+      </w:pPr>
+      <w:r>
+        <w:rPr>
+          <w:b/>
+          <w:bCs/>
+          <w:sz w:val="18"/>
+          <w:szCs w:val="18"/>
         </w:rPr>
         <w:t>AVISO DE PRIVACIDAD DE “FLORAMI S.A. DE C.V.”</w:t>
       </w:r>
@@ -685,14 +640,14 @@
       <w:pPr>
         <w:jc w:val="both"/>
         <w:rPr>
-          <w:sz w:val="22"/>
-          <w:szCs w:val="22"/>
-        </w:rPr>
-      </w:pPr>
-      <w:r>
-        <w:rPr>
-          <w:sz w:val="22"/>
-          <w:szCs w:val="22"/>
+          <w:sz w:val="15"/>
+          <w:szCs w:val="15"/>
+        </w:rPr>
+      </w:pPr>
+      <w:r>
+        <w:rPr>
+          <w:sz w:val="15"/>
+          <w:szCs w:val="15"/>
         </w:rPr>
         <w:t xml:space="preserve">VIAJES FLORAMI, Con oficinas ubicadas en: Avenida Cruz del Sur # 3689 local 2 C, 45088, Zapopan, Jalisco, México; es el responsable del uso y protección de sus datos personales, y serán utilizados para las siguientes finalidades principales: </w:t>
       </w:r>
@@ -701,44 +656,44 @@
       <w:pPr>
         <w:jc w:val="both"/>
         <w:rPr>
-          <w:sz w:val="22"/>
-          <w:szCs w:val="22"/>
-        </w:rPr>
-      </w:pPr>
-      <w:r>
-        <w:rPr>
-          <w:sz w:val="22"/>
-          <w:szCs w:val="22"/>
+          <w:sz w:val="15"/>
+          <w:szCs w:val="15"/>
+        </w:rPr>
+      </w:pPr>
+      <w:r>
+        <w:rPr>
+          <w:sz w:val="15"/>
+          <w:szCs w:val="15"/>
         </w:rPr>
         <w:t>•</w:t>
       </w:r>
       <w:r>
         <w:rPr>
           <w:rFonts w:ascii="Segoe UI Symbol" w:hAnsi="Segoe UI Symbol" w:cs="Segoe UI Symbol"/>
-          <w:sz w:val="22"/>
-          <w:szCs w:val="22"/>
+          <w:sz w:val="15"/>
+          <w:szCs w:val="15"/>
         </w:rPr>
         <w:t>⁠</w:t>
       </w:r>
       <w:r>
         <w:rPr>
-          <w:sz w:val="22"/>
-          <w:szCs w:val="22"/>
+          <w:sz w:val="15"/>
+          <w:szCs w:val="15"/>
         </w:rPr>
         <w:t xml:space="preserve">  </w:t>
       </w:r>
       <w:r>
         <w:rPr>
           <w:rFonts w:ascii="Segoe UI Symbol" w:hAnsi="Segoe UI Symbol" w:cs="Segoe UI Symbol"/>
-          <w:sz w:val="22"/>
-          <w:szCs w:val="22"/>
+          <w:sz w:val="15"/>
+          <w:szCs w:val="15"/>
         </w:rPr>
         <w:t>⁠</w:t>
       </w:r>
       <w:r>
         <w:rPr>
-          <w:sz w:val="22"/>
-          <w:szCs w:val="22"/>
+          <w:sz w:val="15"/>
+          <w:szCs w:val="15"/>
         </w:rPr>
         <w:t>Validar y/o verificar su identidad. Compra de boletos de avión y venta de paquetes de viajes vacacionales.</w:t>
       </w:r>
@@ -747,45 +702,44 @@
       <w:pPr>
         <w:jc w:val="both"/>
         <w:rPr>
-          <w:sz w:val="22"/>
-          <w:szCs w:val="22"/>
-        </w:rPr>
-      </w:pPr>
-      <w:r>
-        <w:rPr>
-          <w:sz w:val="22"/>
-          <w:szCs w:val="22"/>
-        </w:rPr>
-        <w:lastRenderedPageBreak/>
+          <w:sz w:val="15"/>
+          <w:szCs w:val="15"/>
+        </w:rPr>
+      </w:pPr>
+      <w:r>
+        <w:rPr>
+          <w:sz w:val="15"/>
+          <w:szCs w:val="15"/>
+        </w:rPr>
         <w:t>•</w:t>
       </w:r>
       <w:r>
         <w:rPr>
           <w:rFonts w:ascii="Segoe UI Symbol" w:hAnsi="Segoe UI Symbol" w:cs="Segoe UI Symbol"/>
-          <w:sz w:val="22"/>
-          <w:szCs w:val="22"/>
+          <w:sz w:val="15"/>
+          <w:szCs w:val="15"/>
         </w:rPr>
         <w:t>⁠</w:t>
       </w:r>
       <w:r>
         <w:rPr>
-          <w:sz w:val="22"/>
-          <w:szCs w:val="22"/>
+          <w:sz w:val="15"/>
+          <w:szCs w:val="15"/>
         </w:rPr>
         <w:t xml:space="preserve">  </w:t>
       </w:r>
       <w:r>
         <w:rPr>
           <w:rFonts w:ascii="Segoe UI Symbol" w:hAnsi="Segoe UI Symbol" w:cs="Segoe UI Symbol"/>
-          <w:sz w:val="22"/>
-          <w:szCs w:val="22"/>
+          <w:sz w:val="15"/>
+          <w:szCs w:val="15"/>
         </w:rPr>
         <w:t>⁠</w:t>
       </w:r>
       <w:r>
         <w:rPr>
-          <w:sz w:val="22"/>
-          <w:szCs w:val="22"/>
+          <w:sz w:val="15"/>
+          <w:szCs w:val="15"/>
         </w:rPr>
         <w:t>Procesar y realizar cobros, así como emisión de facturas correspondientes. gestiones de pagos que sean necesarios incluyendo sin limitar la ejecución de pagarés, o cualquier otro procedimiento civil o mercantil de cobranza</w:t>
       </w:r>
@@ -794,44 +748,44 @@
       <w:pPr>
         <w:jc w:val="both"/>
         <w:rPr>
-          <w:sz w:val="22"/>
-          <w:szCs w:val="22"/>
-        </w:rPr>
-      </w:pPr>
-      <w:r>
-        <w:rPr>
-          <w:sz w:val="22"/>
-          <w:szCs w:val="22"/>
+          <w:sz w:val="15"/>
+          <w:szCs w:val="15"/>
+        </w:rPr>
+      </w:pPr>
+      <w:r>
+        <w:rPr>
+          <w:sz w:val="15"/>
+          <w:szCs w:val="15"/>
         </w:rPr>
         <w:t>•</w:t>
       </w:r>
       <w:r>
         <w:rPr>
           <w:rFonts w:ascii="Segoe UI Symbol" w:hAnsi="Segoe UI Symbol" w:cs="Segoe UI Symbol"/>
-          <w:sz w:val="22"/>
-          <w:szCs w:val="22"/>
+          <w:sz w:val="15"/>
+          <w:szCs w:val="15"/>
         </w:rPr>
         <w:t>⁠</w:t>
       </w:r>
       <w:r>
         <w:rPr>
-          <w:sz w:val="22"/>
-          <w:szCs w:val="22"/>
+          <w:sz w:val="15"/>
+          <w:szCs w:val="15"/>
         </w:rPr>
         <w:t xml:space="preserve">  </w:t>
       </w:r>
       <w:r>
         <w:rPr>
           <w:rFonts w:ascii="Segoe UI Symbol" w:hAnsi="Segoe UI Symbol" w:cs="Segoe UI Symbol"/>
-          <w:sz w:val="22"/>
-          <w:szCs w:val="22"/>
+          <w:sz w:val="15"/>
+          <w:szCs w:val="15"/>
         </w:rPr>
         <w:t>⁠</w:t>
       </w:r>
       <w:r>
         <w:rPr>
-          <w:sz w:val="22"/>
-          <w:szCs w:val="22"/>
+          <w:sz w:val="15"/>
+          <w:szCs w:val="15"/>
         </w:rPr>
         <w:t>Participación a incentivos/programas y/o promociones</w:t>
       </w:r>
@@ -840,44 +794,44 @@
       <w:pPr>
         <w:jc w:val="both"/>
         <w:rPr>
-          <w:sz w:val="22"/>
-          <w:szCs w:val="22"/>
-        </w:rPr>
-      </w:pPr>
-      <w:r>
-        <w:rPr>
-          <w:sz w:val="22"/>
-          <w:szCs w:val="22"/>
+          <w:sz w:val="15"/>
+          <w:szCs w:val="15"/>
+        </w:rPr>
+      </w:pPr>
+      <w:r>
+        <w:rPr>
+          <w:sz w:val="15"/>
+          <w:szCs w:val="15"/>
         </w:rPr>
         <w:t>•</w:t>
       </w:r>
       <w:r>
         <w:rPr>
           <w:rFonts w:ascii="Segoe UI Symbol" w:hAnsi="Segoe UI Symbol" w:cs="Segoe UI Symbol"/>
-          <w:sz w:val="22"/>
-          <w:szCs w:val="22"/>
+          <w:sz w:val="15"/>
+          <w:szCs w:val="15"/>
         </w:rPr>
         <w:t>⁠</w:t>
       </w:r>
       <w:r>
         <w:rPr>
-          <w:sz w:val="22"/>
-          <w:szCs w:val="22"/>
+          <w:sz w:val="15"/>
+          <w:szCs w:val="15"/>
         </w:rPr>
         <w:t xml:space="preserve">  </w:t>
       </w:r>
       <w:r>
         <w:rPr>
           <w:rFonts w:ascii="Segoe UI Symbol" w:hAnsi="Segoe UI Symbol" w:cs="Segoe UI Symbol"/>
-          <w:sz w:val="22"/>
-          <w:szCs w:val="22"/>
+          <w:sz w:val="15"/>
+          <w:szCs w:val="15"/>
         </w:rPr>
         <w:t>⁠</w:t>
       </w:r>
       <w:r>
         <w:rPr>
-          <w:sz w:val="22"/>
-          <w:szCs w:val="22"/>
+          <w:sz w:val="15"/>
+          <w:szCs w:val="15"/>
         </w:rPr>
         <w:t>Dar seguimiento a sus consultas, quejas y/o sugerencias y permitir una comunicación eficaz y dar mayor agilidad a sus solicitudes de servicios.</w:t>
       </w:r>
@@ -886,44 +840,44 @@
       <w:pPr>
         <w:jc w:val="both"/>
         <w:rPr>
-          <w:sz w:val="22"/>
-          <w:szCs w:val="22"/>
-        </w:rPr>
-      </w:pPr>
-      <w:r>
-        <w:rPr>
-          <w:sz w:val="22"/>
-          <w:szCs w:val="22"/>
+          <w:sz w:val="15"/>
+          <w:szCs w:val="15"/>
+        </w:rPr>
+      </w:pPr>
+      <w:r>
+        <w:rPr>
+          <w:sz w:val="15"/>
+          <w:szCs w:val="15"/>
         </w:rPr>
         <w:t>•</w:t>
       </w:r>
       <w:r>
         <w:rPr>
           <w:rFonts w:ascii="Segoe UI Symbol" w:hAnsi="Segoe UI Symbol" w:cs="Segoe UI Symbol"/>
-          <w:sz w:val="22"/>
-          <w:szCs w:val="22"/>
+          <w:sz w:val="15"/>
+          <w:szCs w:val="15"/>
         </w:rPr>
         <w:t>⁠</w:t>
       </w:r>
       <w:r>
         <w:rPr>
-          <w:sz w:val="22"/>
-          <w:szCs w:val="22"/>
+          <w:sz w:val="15"/>
+          <w:szCs w:val="15"/>
         </w:rPr>
         <w:t xml:space="preserve">  </w:t>
       </w:r>
       <w:r>
         <w:rPr>
           <w:rFonts w:ascii="Segoe UI Symbol" w:hAnsi="Segoe UI Symbol" w:cs="Segoe UI Symbol"/>
-          <w:sz w:val="22"/>
-          <w:szCs w:val="22"/>
+          <w:sz w:val="15"/>
+          <w:szCs w:val="15"/>
         </w:rPr>
         <w:t>⁠</w:t>
       </w:r>
       <w:r>
         <w:rPr>
-          <w:sz w:val="22"/>
-          <w:szCs w:val="22"/>
+          <w:sz w:val="15"/>
+          <w:szCs w:val="15"/>
         </w:rPr>
         <w:t xml:space="preserve">Cumplir con requerimientos de entes o autoridades gubernamentales o en cumplimiento de leyes o normas nacionales e internacionales </w:t>
       </w:r>
@@ -932,44 +886,44 @@
       <w:pPr>
         <w:jc w:val="both"/>
         <w:rPr>
-          <w:sz w:val="22"/>
-          <w:szCs w:val="22"/>
-        </w:rPr>
-      </w:pPr>
-      <w:r>
-        <w:rPr>
-          <w:sz w:val="22"/>
-          <w:szCs w:val="22"/>
+          <w:sz w:val="15"/>
+          <w:szCs w:val="15"/>
+        </w:rPr>
+      </w:pPr>
+      <w:r>
+        <w:rPr>
+          <w:sz w:val="15"/>
+          <w:szCs w:val="15"/>
         </w:rPr>
         <w:t>•</w:t>
       </w:r>
       <w:r>
         <w:rPr>
           <w:rFonts w:ascii="Segoe UI Symbol" w:hAnsi="Segoe UI Symbol" w:cs="Segoe UI Symbol"/>
-          <w:sz w:val="22"/>
-          <w:szCs w:val="22"/>
+          <w:sz w:val="15"/>
+          <w:szCs w:val="15"/>
         </w:rPr>
         <w:t>⁠</w:t>
       </w:r>
       <w:r>
         <w:rPr>
-          <w:sz w:val="22"/>
-          <w:szCs w:val="22"/>
+          <w:sz w:val="15"/>
+          <w:szCs w:val="15"/>
         </w:rPr>
         <w:t xml:space="preserve">  </w:t>
       </w:r>
       <w:r>
         <w:rPr>
           <w:rFonts w:ascii="Segoe UI Symbol" w:hAnsi="Segoe UI Symbol" w:cs="Segoe UI Symbol"/>
-          <w:sz w:val="22"/>
-          <w:szCs w:val="22"/>
+          <w:sz w:val="15"/>
+          <w:szCs w:val="15"/>
         </w:rPr>
         <w:t>⁠</w:t>
       </w:r>
       <w:r>
         <w:rPr>
-          <w:sz w:val="22"/>
-          <w:szCs w:val="22"/>
+          <w:sz w:val="15"/>
+          <w:szCs w:val="15"/>
         </w:rPr>
         <w:t>Atención de Solicitudes de Derechos “ARCOP</w:t>
       </w:r>
@@ -978,69 +932,53 @@
       <w:pPr>
         <w:jc w:val="both"/>
         <w:rPr>
-          <w:sz w:val="22"/>
-          <w:szCs w:val="22"/>
-        </w:rPr>
-      </w:pPr>
-      <w:r>
-        <w:rPr>
-          <w:sz w:val="22"/>
-          <w:szCs w:val="22"/>
+          <w:sz w:val="15"/>
+          <w:szCs w:val="15"/>
+        </w:rPr>
+      </w:pPr>
+      <w:r>
+        <w:rPr>
+          <w:sz w:val="15"/>
+          <w:szCs w:val="15"/>
         </w:rPr>
         <w:t>•</w:t>
       </w:r>
       <w:r>
         <w:rPr>
           <w:rFonts w:ascii="Segoe UI Symbol" w:hAnsi="Segoe UI Symbol" w:cs="Segoe UI Symbol"/>
-          <w:sz w:val="22"/>
-          <w:szCs w:val="22"/>
+          <w:sz w:val="15"/>
+          <w:szCs w:val="15"/>
         </w:rPr>
         <w:t>⁠</w:t>
       </w:r>
       <w:r>
         <w:rPr>
-          <w:sz w:val="22"/>
-          <w:szCs w:val="22"/>
+          <w:sz w:val="15"/>
+          <w:szCs w:val="15"/>
         </w:rPr>
         <w:t xml:space="preserve">  </w:t>
       </w:r>
       <w:r>
         <w:rPr>
           <w:rFonts w:ascii="Segoe UI Symbol" w:hAnsi="Segoe UI Symbol" w:cs="Segoe UI Symbol"/>
-          <w:sz w:val="22"/>
-          <w:szCs w:val="22"/>
+          <w:sz w:val="15"/>
+          <w:szCs w:val="15"/>
         </w:rPr>
         <w:t>⁠</w:t>
       </w:r>
       <w:r>
         <w:rPr>
-          <w:sz w:val="22"/>
-          <w:szCs w:val="22"/>
+          <w:sz w:val="15"/>
+          <w:szCs w:val="15"/>
         </w:rPr>
         <w:t>Videovigilancia a efecto de mantener la seguridad de empleados, visitantes, clientes, proveedores, así como cualquier persona que ingrese a nuestras instalaciones. Enviar información de nuestros productos y servicios</w:t>
       </w:r>
     </w:p>
     <w:p>
-      <w:pPr>
-        <w:jc w:val="both"/>
-        <w:rPr>
-          <w:sz w:val="22"/>
-          <w:szCs w:val="22"/>
-        </w:rPr>
-      </w:pPr>
-    </w:p>
-    <w:p>
-      <w:pPr>
-        <w:jc w:val="both"/>
-        <w:rPr>
-          <w:sz w:val="22"/>
-          <w:szCs w:val="22"/>
-        </w:rPr>
-      </w:pPr>
-      <w:r>
-        <w:rPr>
-          <w:sz w:val="22"/>
-          <w:szCs w:val="22"/>
+      <w:r>
+        <w:rPr>
+          <w:sz w:val="15"/>
+          <w:szCs w:val="15"/>
         </w:rPr>
         <w:t xml:space="preserve">Si desea conocer nuestro aviso de privacidad integral lo puede consultar en nuestra página de internet </w:t>
       </w:r>
@@ -1048,259 +986,13 @@
         <w:r>
           <w:rPr>
             <w:rStyle w:val="Hyperlink"/>
-            <w:sz w:val="22"/>
-            <w:szCs w:val="22"/>
+            <w:sz w:val="15"/>
+            <w:szCs w:val="15"/>
           </w:rPr>
           <w:t>https://viajesflorami.com/</w:t>
         </w:r>
       </w:hyperlink>
-      <w:r>
-        <w:rPr>
-          <w:sz w:val="22"/>
-          <w:szCs w:val="22"/>
-        </w:rPr>
-        <w:t xml:space="preserve"> </w:t>
-      </w:r>
-    </w:p>
-    <w:p>
-      <w:pPr>
-        <w:jc w:val="both"/>
-        <w:rPr>
-          <w:sz w:val="22"/>
-          <w:szCs w:val="22"/>
-        </w:rPr>
-      </w:pPr>
-    </w:p>
-    <w:p>
-      <w:pPr>
-        <w:jc w:val="both"/>
-        <w:rPr>
-          <w:b/>
-          <w:bCs/>
-          <w:sz w:val="22"/>
-          <w:szCs w:val="22"/>
-        </w:rPr>
-      </w:pPr>
-      <w:r>
-        <w:rPr>
-          <w:b/>
-          <w:bCs/>
-          <w:sz w:val="22"/>
-          <w:szCs w:val="22"/>
-        </w:rPr>
-        <w:t xml:space="preserve">Términos y Condiciones </w:t>
-      </w:r>
-    </w:p>
-    <w:p>
-      <w:pPr>
-        <w:jc w:val="both"/>
-        <w:rPr>
-          <w:sz w:val="22"/>
-          <w:szCs w:val="22"/>
-        </w:rPr>
-      </w:pPr>
-      <w:r>
-        <w:rPr>
-          <w:sz w:val="22"/>
-          <w:szCs w:val="22"/>
-        </w:rPr>
-        <w:t xml:space="preserve">Agencia de Viajes FLORAMI no se hace responsable ni reembolsa la cantidad total de su vuelo por cancelación o quiebra de las líneas aéreas. </w:t>
-      </w:r>
-    </w:p>
-    <w:p>
-      <w:pPr>
-        <w:jc w:val="both"/>
-        <w:rPr>
-          <w:sz w:val="22"/>
-          <w:szCs w:val="22"/>
-        </w:rPr>
-      </w:pPr>
-      <w:r>
-        <w:rPr>
-          <w:sz w:val="22"/>
-          <w:szCs w:val="22"/>
-        </w:rPr>
-        <w:t xml:space="preserve">Agencia de Viajes FLORAMI no se hace responsable por la pérdida de equipaje. El cliente deberá resolver el problema directamente con la aerolínea correspondiente. </w:t>
-      </w:r>
-    </w:p>
-    <w:p>
-      <w:pPr>
-        <w:jc w:val="both"/>
-        <w:rPr>
-          <w:sz w:val="22"/>
-          <w:szCs w:val="22"/>
-        </w:rPr>
-      </w:pPr>
-      <w:r>
-        <w:rPr>
-          <w:sz w:val="22"/>
-          <w:szCs w:val="22"/>
-        </w:rPr>
-        <w:t xml:space="preserve">Cuando se realicen viajes personalizados o a la medida con destino a Europa, Canadá, Sudamérica o una Luna de Miel podrá contar con la asistencia de la ejecutiva de ventas quien lo asesoro 24/7 para cualquier duda o inconveniente. </w:t>
-      </w:r>
-    </w:p>
-    <w:p>
-      <w:pPr>
-        <w:jc w:val="both"/>
-        <w:rPr>
-          <w:sz w:val="22"/>
-          <w:szCs w:val="22"/>
-        </w:rPr>
-      </w:pPr>
-      <w:r>
-        <w:rPr>
-          <w:sz w:val="22"/>
-          <w:szCs w:val="22"/>
-        </w:rPr>
-        <w:t xml:space="preserve">Le recordamos que nosotros somos una agencia minorista por lo que trabajamos con proveedores y operadores terceros, cuando el proveedor cancele un tour en ruta aplicaran las restricciones que tenga el operador mayorista. </w:t>
-      </w:r>
-    </w:p>
-    <w:p>
-      <w:pPr>
-        <w:jc w:val="both"/>
-        <w:rPr>
-          <w:sz w:val="22"/>
-          <w:szCs w:val="22"/>
-        </w:rPr>
-      </w:pPr>
-      <w:r>
-        <w:rPr>
-          <w:sz w:val="22"/>
-          <w:szCs w:val="22"/>
-        </w:rPr>
-        <w:t xml:space="preserve">Agencia de Viajes FLORAMI no se hace responsable y no hace reembolso si el vuelo es cancelado o modificado por cuestiones climatológicas. </w:t>
-      </w:r>
-    </w:p>
-    <w:p>
-      <w:pPr>
-        <w:jc w:val="both"/>
-        <w:rPr>
-          <w:sz w:val="22"/>
-          <w:szCs w:val="22"/>
-        </w:rPr>
-      </w:pPr>
-      <w:r>
-        <w:rPr>
-          <w:sz w:val="22"/>
-          <w:szCs w:val="22"/>
-        </w:rPr>
-        <w:t xml:space="preserve">Agencia de Viajes FLORAMI no hace reservaciones de boletos de avión por lo cual para bloquear su viaje se requiere el pago total de sus vuelos. </w:t>
-      </w:r>
-    </w:p>
-    <w:p>
-      <w:pPr>
-        <w:jc w:val="both"/>
-        <w:rPr>
-          <w:sz w:val="22"/>
-          <w:szCs w:val="22"/>
-        </w:rPr>
-      </w:pPr>
-      <w:r>
-        <w:rPr>
-          <w:sz w:val="22"/>
-          <w:szCs w:val="22"/>
-        </w:rPr>
-        <w:lastRenderedPageBreak/>
-        <w:t xml:space="preserve">La asignación de asientos tiene un costo extra, este depende de cada aerolínea y el cliente deberá pagarlo al comprar su boleto de avión. </w:t>
-      </w:r>
-    </w:p>
-    <w:p>
-      <w:pPr>
-        <w:jc w:val="both"/>
-        <w:rPr>
-          <w:sz w:val="22"/>
-          <w:szCs w:val="22"/>
-        </w:rPr>
-      </w:pPr>
-      <w:r>
-        <w:rPr>
-          <w:sz w:val="22"/>
-          <w:szCs w:val="22"/>
-        </w:rPr>
-        <w:t xml:space="preserve">Si se contrata un servicio privado de traslado Agencia de Viajes FLORAMI no se hace responsable si el conductor cancela el viaje a última hora. Se aplicarán las restricciones del proveedor correspondiente. </w:t>
-      </w:r>
-    </w:p>
-    <w:p>
-      <w:pPr>
-        <w:jc w:val="both"/>
-        <w:rPr>
-          <w:sz w:val="22"/>
-          <w:szCs w:val="22"/>
-        </w:rPr>
-      </w:pPr>
-      <w:r>
-        <w:rPr>
-          <w:sz w:val="22"/>
-          <w:szCs w:val="22"/>
-        </w:rPr>
-        <w:t xml:space="preserve">Si el cliente desea cancelar su viaje por cuenta propia Agencia de Viajes FLORAMI no reembolsa dicho deposito y anticipo del viaje. </w:t>
-      </w:r>
-    </w:p>
-    <w:p>
-      <w:pPr>
-        <w:jc w:val="both"/>
-        <w:rPr>
-          <w:sz w:val="22"/>
-          <w:szCs w:val="22"/>
-        </w:rPr>
-      </w:pPr>
-      <w:r>
-        <w:rPr>
-          <w:sz w:val="22"/>
-          <w:szCs w:val="22"/>
-        </w:rPr>
-        <w:t>Las líneas aéreas se reservan el derecho de realizar cambios de itinerarios sin previo aviso así mismo como las navieras. Agencia de Viajes FLORAMI no hace reembolsos por dicha acción.</w:t>
-      </w:r>
-    </w:p>
-    <w:p>
-      <w:pPr>
-        <w:jc w:val="both"/>
-        <w:rPr>
-          <w:sz w:val="22"/>
-          <w:szCs w:val="22"/>
-        </w:rPr>
-      </w:pPr>
-      <w:r>
-        <w:rPr>
-          <w:sz w:val="22"/>
-          <w:szCs w:val="22"/>
-        </w:rPr>
-        <w:t>Le informamos que, como agencia de viajes, actuamos en calidad de intermediarios en la contratación de los servicios turísticos que usted ha adquirido, tales como vuelos, hospedaje, traslados y tours. Todos estos servicios han sido confirmados y debidamente pagados por nuestra parte ante los proveedores correspondientes.</w:t>
-      </w:r>
-    </w:p>
-    <w:p>
-      <w:pPr>
-        <w:jc w:val="both"/>
-        <w:rPr>
-          <w:sz w:val="22"/>
-          <w:szCs w:val="22"/>
-        </w:rPr>
-      </w:pPr>
-      <w:r>
-        <w:rPr>
-          <w:sz w:val="22"/>
-          <w:szCs w:val="22"/>
-        </w:rPr>
-        <w:t>Es importante considerar que cada proveedor cuenta con sus propias políticas y se reserva el derecho de realizar modificaciones de horario, cambios operativos o cancelaciones, conforme a sus términos y condiciones. En tales casos, los reembolsos o compensaciones aplicables serán gestionados directamente por dichas empresas proveedoras, conforme a lo establecido por ellas.</w:t>
-      </w:r>
-    </w:p>
-    <w:p>
-      <w:pPr>
-        <w:jc w:val="both"/>
-        <w:rPr>
-          <w:sz w:val="22"/>
-          <w:szCs w:val="22"/>
-        </w:rPr>
-      </w:pPr>
-      <w:r>
-        <w:rPr>
-          <w:sz w:val="22"/>
-          <w:szCs w:val="22"/>
-        </w:rPr>
-        <w:t>Como agencia, nuestro compromiso es brindar acompañamiento y apoyo ante cualquier eventualidad, pero debemos aclarar que estamos sujetos a las decisiones y políticas de los terceros prestadores de servicio. Agradecemos su comprensión y confianza.</w:t>
-      </w:r>
-    </w:p>
-    <w:p/>
+    </w:p>
     <w:sectPr>
       <w:headerReference w:type="even" r:id="rId7"/>
       <w:headerReference w:type="default" r:id="rId8"/>

--- a/backend/templates/viajes.docx
+++ b/backend/templates/viajes.docx
@@ -377,11 +377,54 @@
     </w:p>
     <w:p>
       <w:r>
-        <w:rPr>
-          <w:b/>
-          <w:bCs/>
-        </w:rPr>
-        <w:t>Por persona:</w:t>
+        <w:t>[[#costos]]</w:t>
+      </w:r>
+    </w:p>
+    <w:p>
+      <w:r>
+        <w:rPr>
+          <w:b/>
+          <w:bCs/>
+        </w:rPr>
+        <w:t>Servicio</w:t>
+      </w:r>
+      <w:r>
+        <w:rPr>
+          <w:b/>
+          <w:bCs/>
+        </w:rPr>
+        <w:t>:</w:t>
+      </w:r>
+      <w:r>
+        <w:t xml:space="preserve"> [[hotel]]</w:t>
+      </w:r>
+    </w:p>
+    <w:p>
+      <w:r>
+        <w:rPr>
+          <w:b/>
+          <w:bCs/>
+        </w:rPr>
+        <w:t>Descripción:</w:t>
+      </w:r>
+      <w:r>
+        <w:t xml:space="preserve"> [[descripcion]]</w:t>
+      </w:r>
+    </w:p>
+    <w:p>
+      <w:r>
+        <w:rPr>
+          <w:b/>
+          <w:bCs/>
+        </w:rPr>
+        <w:t>Costo p</w:t>
+      </w:r>
+      <w:r>
+        <w:rPr>
+          <w:b/>
+          <w:bCs/>
+        </w:rPr>
+        <w:t>or persona:</w:t>
       </w:r>
       <w:r>
         <w:t xml:space="preserve"> [[total_persona]]</w:t>
@@ -398,6 +441,16 @@
       <w:r>
         <w:t xml:space="preserve"> [[total_general]]</w:t>
       </w:r>
+    </w:p>
+    <w:p>
+      <w:pPr>
+        <w:rPr>
+          <w:b/>
+          <w:bCs/>
+          <w:sz w:val="28"/>
+          <w:szCs w:val="28"/>
+        </w:rPr>
+      </w:pPr>
     </w:p>
     <w:p>
       <w:pPr>
@@ -406,6 +459,15 @@
           <w:szCs w:val="22"/>
         </w:rPr>
       </w:pPr>
+      <w:r>
+        <w:rPr>
+          <w:b/>
+          <w:bCs/>
+          <w:sz w:val="28"/>
+          <w:szCs w:val="28"/>
+        </w:rPr>
+        <w:t>[[/costos]]</w:t>
+      </w:r>
     </w:p>
     <w:p>
       <w:pPr>

--- a/backend/templates/viajes.docx
+++ b/backend/templates/viajes.docx
@@ -217,7 +217,17 @@
         <w:t>Nombre:</w:t>
       </w:r>
       <w:r>
-        <w:t xml:space="preserve"> [[nombre]] [[apellidos]] - Edad: [[edad]]</w:t>
+        <w:t xml:space="preserve"> [[nombre]] [[apellidos]] - </w:t>
+      </w:r>
+      <w:r>
+        <w:rPr>
+          <w:b/>
+          <w:bCs/>
+        </w:rPr>
+        <w:t>Edad:</w:t>
+      </w:r>
+      <w:r>
+        <w:t xml:space="preserve"> [[edad]]</w:t>
       </w:r>
     </w:p>
     <w:p>

--- a/backend/templates/viajes.docx
+++ b/backend/templates/viajes.docx
@@ -4,21 +4,42 @@
   <w:body>
     <w:p>
       <w:pPr>
+        <w:spacing w:after="100"/>
         <w:jc w:val="center"/>
         <w:rPr>
           <w:b/>
           <w:bCs/>
+          <w:color w:val="043262"/>
           <w:sz w:val="32"/>
           <w:szCs w:val="32"/>
         </w:rPr>
       </w:pPr>
-    </w:p>
-    <w:p>
-      <w:pPr>
+      <w:r>
+        <w:rPr>
+          <w:b/>
+          <w:bCs/>
+          <w:color w:val="043262"/>
+          <w:sz w:val="32"/>
+          <w:szCs w:val="32"/>
+        </w:rPr>
+        <w:t>COTIZACIÓN VIAJE</w:t>
+      </w:r>
+    </w:p>
+    <w:p>
+      <w:pPr>
+        <w:spacing w:after="100"/>
         <w:jc w:val="center"/>
-        <w:rPr>
-          <w:b/>
-          <w:bCs/>
+      </w:pPr>
+    </w:p>
+    <w:p>
+      <w:r>
+        <w:t>[[#tiene_nombre]]</w:t>
+      </w:r>
+    </w:p>
+    <w:p>
+      <w:pPr>
+        <w:spacing w:before="120" w:after="40"/>
+        <w:rPr>
           <w:sz w:val="28"/>
           <w:szCs w:val="28"/>
         </w:rPr>
@@ -27,17 +48,48 @@
         <w:rPr>
           <w:b/>
           <w:bCs/>
+          <w:color w:val="043262"/>
           <w:sz w:val="28"/>
           <w:szCs w:val="28"/>
         </w:rPr>
-        <w:t>COTIZACIÓN VIAJE</w:t>
-      </w:r>
-    </w:p>
-    <w:p>
-      <w:pPr>
-        <w:rPr>
-          <w:b/>
-          <w:bCs/>
+        <w:t>DATOS GENERALES</w:t>
+      </w:r>
+    </w:p>
+    <w:p>
+      <w:pPr>
+        <w:spacing w:after="40"/>
+      </w:pPr>
+      <w:r>
+        <w:rPr>
+          <w:b/>
+          <w:bCs/>
+        </w:rPr>
+        <w:t>Viaje:</w:t>
+      </w:r>
+      <w:r>
+        <w:t xml:space="preserve"> [[Nombre_Viaje]]</w:t>
+      </w:r>
+      <w:r>
+        <w:br/>
+      </w:r>
+    </w:p>
+    <w:p>
+      <w:r>
+        <w:t>[[/tiene_nombre]]</w:t>
+      </w:r>
+    </w:p>
+    <w:p>
+      <w:r>
+        <w:t>[[#tiene_fechas]]</w:t>
+      </w:r>
+    </w:p>
+    <w:p>
+      <w:pPr>
+        <w:spacing w:before="120" w:after="40"/>
+        <w:rPr>
+          <w:b/>
+          <w:bCs/>
+          <w:color w:val="043262"/>
           <w:sz w:val="28"/>
           <w:szCs w:val="28"/>
         </w:rPr>
@@ -46,37 +98,69 @@
         <w:rPr>
           <w:b/>
           <w:bCs/>
+          <w:color w:val="043262"/>
           <w:sz w:val="28"/>
           <w:szCs w:val="28"/>
         </w:rPr>
-        <w:t>DATOS GENERALES</w:t>
-      </w:r>
-    </w:p>
-    <w:p>
-      <w:r>
-        <w:rPr>
-          <w:b/>
-          <w:bCs/>
-        </w:rPr>
-        <w:t xml:space="preserve">Viaje: </w:t>
-      </w:r>
-      <w:r>
-        <w:t>[[Nombre_Viaje]]</w:t>
-      </w:r>
-    </w:p>
-    <w:p>
-      <w:pPr>
-        <w:rPr>
-          <w:sz w:val="22"/>
-          <w:szCs w:val="22"/>
-        </w:rPr>
-      </w:pPr>
-    </w:p>
-    <w:p>
-      <w:pPr>
-        <w:rPr>
-          <w:b/>
-          <w:bCs/>
+        <w:t>FECHAS</w:t>
+      </w:r>
+    </w:p>
+    <w:p>
+      <w:pPr>
+        <w:spacing w:after="20"/>
+      </w:pPr>
+      <w:r>
+        <w:rPr>
+          <w:b/>
+          <w:bCs/>
+        </w:rPr>
+        <w:t>Inicio:</w:t>
+      </w:r>
+      <w:r>
+        <w:t xml:space="preserve"> [[fecha_inicio]]</w:t>
+      </w:r>
+    </w:p>
+    <w:p>
+      <w:pPr>
+        <w:spacing w:after="40"/>
+      </w:pPr>
+      <w:r>
+        <w:rPr>
+          <w:b/>
+          <w:bCs/>
+        </w:rPr>
+        <w:t>Fin:</w:t>
+      </w:r>
+      <w:r>
+        <w:t xml:space="preserve"> [[fecha_fin]]</w:t>
+      </w:r>
+    </w:p>
+    <w:p>
+      <w:pPr>
+        <w:spacing w:after="40"/>
+      </w:pPr>
+    </w:p>
+    <w:p>
+      <w:r>
+        <w:t>[[/tiene_fechas]]</w:t>
+      </w:r>
+    </w:p>
+    <w:p>
+      <w:pPr>
+        <w:jc w:val="both"/>
+      </w:pPr>
+      <w:r>
+        <w:t>[[#tiene_destinos]]</w:t>
+      </w:r>
+    </w:p>
+    <w:p>
+      <w:pPr>
+        <w:spacing w:before="120" w:after="40"/>
+        <w:jc w:val="both"/>
+        <w:rPr>
+          <w:b/>
+          <w:bCs/>
+          <w:color w:val="043262"/>
           <w:sz w:val="28"/>
           <w:szCs w:val="28"/>
         </w:rPr>
@@ -85,49 +169,94 @@
         <w:rPr>
           <w:b/>
           <w:bCs/>
+          <w:color w:val="043262"/>
           <w:sz w:val="28"/>
           <w:szCs w:val="28"/>
         </w:rPr>
-        <w:t>FECHAS</w:t>
-      </w:r>
-    </w:p>
-    <w:p>
-      <w:r>
-        <w:rPr>
-          <w:b/>
-          <w:bCs/>
-        </w:rPr>
-        <w:t>Inicio:</w:t>
-      </w:r>
-      <w:r>
-        <w:t xml:space="preserve"> [[fecha_inicio]]</w:t>
-      </w:r>
-    </w:p>
-    <w:p>
-      <w:r>
-        <w:rPr>
-          <w:b/>
-          <w:bCs/>
-        </w:rPr>
-        <w:t>Fin:</w:t>
-      </w:r>
-      <w:r>
-        <w:t xml:space="preserve"> [[fecha_fin]]</w:t>
-      </w:r>
-    </w:p>
-    <w:p>
-      <w:pPr>
-        <w:rPr>
-          <w:sz w:val="22"/>
-          <w:szCs w:val="22"/>
-        </w:rPr>
-      </w:pPr>
-    </w:p>
-    <w:p>
-      <w:pPr>
-        <w:rPr>
-          <w:b/>
-          <w:bCs/>
+        <w:t>DESTINOS</w:t>
+      </w:r>
+    </w:p>
+    <w:p>
+      <w:pPr>
+        <w:jc w:val="both"/>
+      </w:pPr>
+      <w:r>
+        <w:t>[[/tiene_destinos]]</w:t>
+      </w:r>
+    </w:p>
+    <w:p>
+      <w:pPr>
+        <w:jc w:val="both"/>
+      </w:pPr>
+      <w:r>
+        <w:t>[[#destinos]]</w:t>
+      </w:r>
+    </w:p>
+    <w:p>
+      <w:pPr>
+        <w:spacing w:after="20"/>
+        <w:jc w:val="both"/>
+      </w:pPr>
+      <w:r>
+        <w:rPr>
+          <w:b/>
+          <w:bCs/>
+        </w:rPr>
+        <w:t>Destino:</w:t>
+      </w:r>
+      <w:r>
+        <w:t xml:space="preserve"> [[destino]]</w:t>
+      </w:r>
+    </w:p>
+    <w:p>
+      <w:pPr>
+        <w:spacing w:after="20"/>
+        <w:jc w:val="both"/>
+      </w:pPr>
+      <w:r>
+        <w:t>[[#tiene_hospedaje]]</w:t>
+      </w:r>
+      <w:r>
+        <w:rPr>
+          <w:b/>
+          <w:bCs/>
+        </w:rPr>
+        <w:t>Hospedaje:</w:t>
+      </w:r>
+      <w:r>
+        <w:t xml:space="preserve"> [[hospedaje]][[/tiene_hospedaje]]</w:t>
+      </w:r>
+    </w:p>
+    <w:p>
+      <w:pPr>
+        <w:spacing w:after="20"/>
+        <w:jc w:val="both"/>
+      </w:pPr>
+    </w:p>
+    <w:p>
+      <w:pPr>
+        <w:jc w:val="both"/>
+      </w:pPr>
+      <w:r>
+        <w:t>[[/destinos]]</w:t>
+      </w:r>
+    </w:p>
+    <w:p>
+      <w:pPr>
+        <w:jc w:val="both"/>
+      </w:pPr>
+      <w:r>
+        <w:t>[[#tiene_pasajeros]]</w:t>
+      </w:r>
+    </w:p>
+    <w:p>
+      <w:pPr>
+        <w:spacing w:before="120" w:after="40"/>
+        <w:jc w:val="both"/>
+        <w:rPr>
+          <w:b/>
+          <w:bCs/>
+          <w:color w:val="043262"/>
           <w:sz w:val="28"/>
           <w:szCs w:val="28"/>
         </w:rPr>
@@ -136,59 +265,89 @@
         <w:rPr>
           <w:b/>
           <w:bCs/>
+          <w:color w:val="043262"/>
           <w:sz w:val="28"/>
           <w:szCs w:val="28"/>
         </w:rPr>
-        <w:t>DESTINOS</w:t>
-      </w:r>
-    </w:p>
-    <w:p>
-      <w:r>
-        <w:t>[[#destinos]]</w:t>
-      </w:r>
-    </w:p>
-    <w:p>
-      <w:r>
-        <w:rPr>
-          <w:b/>
-          <w:bCs/>
-        </w:rPr>
-        <w:t>Destino:</w:t>
-      </w:r>
-      <w:r>
-        <w:t xml:space="preserve"> [[destino]]</w:t>
-      </w:r>
-    </w:p>
-    <w:p>
-      <w:r>
-        <w:rPr>
-          <w:b/>
-          <w:bCs/>
-        </w:rPr>
-        <w:t>Hospedaje:</w:t>
-      </w:r>
-      <w:r>
-        <w:t xml:space="preserve"> [[hospedaje]]</w:t>
-      </w:r>
-    </w:p>
-    <w:p>
-      <w:r>
-        <w:t>[[/destinos]]</w:t>
-      </w:r>
-    </w:p>
-    <w:p>
-      <w:pPr>
-        <w:rPr>
-          <w:sz w:val="22"/>
-          <w:szCs w:val="22"/>
-        </w:rPr>
-      </w:pPr>
-    </w:p>
-    <w:p>
-      <w:pPr>
-        <w:rPr>
-          <w:b/>
-          <w:bCs/>
+        <w:t>PASAJEROS</w:t>
+      </w:r>
+    </w:p>
+    <w:p>
+      <w:pPr>
+        <w:jc w:val="both"/>
+      </w:pPr>
+      <w:r>
+        <w:t>[[/tiene_pasajeros]]</w:t>
+      </w:r>
+    </w:p>
+    <w:p>
+      <w:pPr>
+        <w:jc w:val="both"/>
+      </w:pPr>
+      <w:r>
+        <w:t>[[#pasajeros]]</w:t>
+      </w:r>
+    </w:p>
+    <w:p>
+      <w:pPr>
+        <w:spacing w:after="20"/>
+        <w:jc w:val="both"/>
+      </w:pPr>
+      <w:r>
+        <w:rPr>
+          <w:b/>
+          <w:bCs/>
+        </w:rPr>
+        <w:t>Nombre</w:t>
+      </w:r>
+      <w:r>
+        <w:t>: [[nombre</w:t>
+      </w:r>
+      <w:r>
+        <w:t xml:space="preserve">]] [[apellidos]][[#tiene_edad]] </w:t>
+      </w:r>
+      <w:r>
+        <w:rPr>
+          <w:b/>
+          <w:bCs/>
+        </w:rPr>
+        <w:t>- Edad:</w:t>
+      </w:r>
+      <w:r>
+        <w:t xml:space="preserve"> [[edad]][[/tiene_edad]]</w:t>
+      </w:r>
+    </w:p>
+    <w:p>
+      <w:pPr>
+        <w:spacing w:after="20"/>
+        <w:jc w:val="both"/>
+      </w:pPr>
+    </w:p>
+    <w:p>
+      <w:pPr>
+        <w:jc w:val="both"/>
+      </w:pPr>
+      <w:r>
+        <w:t>[[/pasajeros]]</w:t>
+      </w:r>
+    </w:p>
+    <w:p>
+      <w:pPr>
+        <w:jc w:val="both"/>
+      </w:pPr>
+      <w:r>
+        <w:lastRenderedPageBreak/>
+        <w:t>[[#tiene_vuelos_extra]]</w:t>
+      </w:r>
+    </w:p>
+    <w:p>
+      <w:pPr>
+        <w:spacing w:before="120" w:after="40"/>
+        <w:jc w:val="both"/>
+        <w:rPr>
+          <w:b/>
+          <w:bCs/>
+          <w:color w:val="043262"/>
           <w:sz w:val="28"/>
           <w:szCs w:val="28"/>
         </w:rPr>
@@ -197,57 +356,113 @@
         <w:rPr>
           <w:b/>
           <w:bCs/>
+          <w:color w:val="043262"/>
           <w:sz w:val="28"/>
           <w:szCs w:val="28"/>
         </w:rPr>
-        <w:t>PASAJEROS</w:t>
-      </w:r>
-    </w:p>
-    <w:p>
-      <w:r>
-        <w:t>[[#pasajeros]]</w:t>
-      </w:r>
-    </w:p>
-    <w:p>
-      <w:r>
-        <w:rPr>
-          <w:b/>
-          <w:bCs/>
-        </w:rPr>
-        <w:t>Nombre:</w:t>
-      </w:r>
-      <w:r>
-        <w:t xml:space="preserve"> [[nombre]] [[apellidos]] - </w:t>
-      </w:r>
-      <w:r>
-        <w:rPr>
-          <w:b/>
-          <w:bCs/>
-        </w:rPr>
-        <w:t>Edad:</w:t>
-      </w:r>
-      <w:r>
-        <w:t xml:space="preserve"> [[edad]]</w:t>
-      </w:r>
-    </w:p>
-    <w:p>
-      <w:r>
-        <w:t>[[/pasajeros]]</w:t>
-      </w:r>
-    </w:p>
-    <w:p>
-      <w:pPr>
-        <w:rPr>
-          <w:sz w:val="22"/>
-          <w:szCs w:val="22"/>
-        </w:rPr>
-      </w:pPr>
-    </w:p>
-    <w:p>
-      <w:pPr>
-        <w:rPr>
-          <w:b/>
-          <w:bCs/>
+        <w:t>VUELOS EXTRA</w:t>
+      </w:r>
+    </w:p>
+    <w:p>
+      <w:pPr>
+        <w:jc w:val="both"/>
+      </w:pPr>
+      <w:r>
+        <w:t>[[/tiene_vuelos_extra]]</w:t>
+      </w:r>
+    </w:p>
+    <w:p>
+      <w:pPr>
+        <w:jc w:val="both"/>
+      </w:pPr>
+      <w:r>
+        <w:t>[[#vuelos_extra]]</w:t>
+      </w:r>
+    </w:p>
+    <w:p>
+      <w:pPr>
+        <w:spacing w:after="20"/>
+        <w:jc w:val="both"/>
+      </w:pPr>
+      <w:r>
+        <w:t>[[#tiene_fecha]]</w:t>
+      </w:r>
+      <w:r>
+        <w:rPr>
+          <w:b/>
+          <w:bCs/>
+        </w:rPr>
+        <w:t>Fecha:</w:t>
+      </w:r>
+      <w:r>
+        <w:t xml:space="preserve"> [[fecha_vuelo]][[/tiene_fecha]]</w:t>
+      </w:r>
+    </w:p>
+    <w:p>
+      <w:pPr>
+        <w:spacing w:after="20"/>
+        <w:jc w:val="both"/>
+      </w:pPr>
+      <w:r>
+        <w:rPr>
+          <w:b/>
+          <w:bCs/>
+        </w:rPr>
+        <w:t>Ruta:</w:t>
+      </w:r>
+      <w:r>
+        <w:t xml:space="preserve"> [[origen]] → [[destino]]</w:t>
+      </w:r>
+    </w:p>
+    <w:p>
+      <w:pPr>
+        <w:spacing w:after="20"/>
+        <w:jc w:val="both"/>
+      </w:pPr>
+      <w:r>
+        <w:t>[[#tiene_detalle]]</w:t>
+      </w:r>
+      <w:r>
+        <w:rPr>
+          <w:b/>
+          <w:bCs/>
+        </w:rPr>
+        <w:t>Detalle:</w:t>
+      </w:r>
+      <w:r>
+        <w:t xml:space="preserve"> [[detalle]][[/tiene_detalle]]</w:t>
+      </w:r>
+    </w:p>
+    <w:p>
+      <w:pPr>
+        <w:spacing w:after="20"/>
+        <w:jc w:val="both"/>
+      </w:pPr>
+    </w:p>
+    <w:p>
+      <w:pPr>
+        <w:jc w:val="both"/>
+      </w:pPr>
+      <w:r>
+        <w:t>[[/vuelos_extra]]</w:t>
+      </w:r>
+    </w:p>
+    <w:p>
+      <w:pPr>
+        <w:jc w:val="both"/>
+      </w:pPr>
+      <w:r>
+        <w:t>[[#tiene_itinerario]]</w:t>
+      </w:r>
+    </w:p>
+    <w:p>
+      <w:pPr>
+        <w:spacing w:before="120" w:after="40"/>
+        <w:jc w:val="both"/>
+        <w:rPr>
+          <w:b/>
+          <w:bCs/>
+          <w:color w:val="043262"/>
           <w:sz w:val="28"/>
           <w:szCs w:val="28"/>
         </w:rPr>
@@ -256,72 +471,75 @@
         <w:rPr>
           <w:b/>
           <w:bCs/>
+          <w:color w:val="043262"/>
           <w:sz w:val="28"/>
           <w:szCs w:val="28"/>
         </w:rPr>
-        <w:t>VUELOS EXTRA</w:t>
-      </w:r>
-    </w:p>
-    <w:p>
-      <w:r>
-        <w:t>[[#vuelos_extra]]</w:t>
-      </w:r>
-    </w:p>
-    <w:p>
-      <w:r>
-        <w:rPr>
-          <w:b/>
-          <w:bCs/>
-        </w:rPr>
-        <w:t>Fecha:</w:t>
-      </w:r>
-      <w:r>
-        <w:t xml:space="preserve"> [[fecha_vuelo]]</w:t>
-      </w:r>
-    </w:p>
-    <w:p>
-      <w:r>
-        <w:rPr>
-          <w:b/>
-          <w:bCs/>
-        </w:rPr>
-        <w:t>Ruta:</w:t>
-      </w:r>
-      <w:r>
-        <w:t xml:space="preserve"> [[origen]] → [[destino]]</w:t>
-      </w:r>
-    </w:p>
-    <w:p>
-      <w:r>
-        <w:rPr>
-          <w:b/>
-          <w:bCs/>
-        </w:rPr>
-        <w:t>Detalle:</w:t>
-      </w:r>
-      <w:r>
-        <w:t xml:space="preserve"> [[detalle]]</w:t>
-      </w:r>
-    </w:p>
-    <w:p>
-      <w:r>
-        <w:lastRenderedPageBreak/>
-        <w:t>[[/vuelos_extra]]</w:t>
-      </w:r>
-    </w:p>
-    <w:p>
-      <w:pPr>
-        <w:rPr>
-          <w:sz w:val="22"/>
-          <w:szCs w:val="22"/>
-        </w:rPr>
-      </w:pPr>
-    </w:p>
-    <w:p>
-      <w:pPr>
-        <w:rPr>
-          <w:b/>
-          <w:bCs/>
+        <w:t>ITINERARIO</w:t>
+      </w:r>
+    </w:p>
+    <w:p>
+      <w:pPr>
+        <w:jc w:val="both"/>
+      </w:pPr>
+      <w:r>
+        <w:t>[[/tiene_itinerario]]</w:t>
+      </w:r>
+    </w:p>
+    <w:p>
+      <w:pPr>
+        <w:jc w:val="both"/>
+      </w:pPr>
+      <w:r>
+        <w:t>[[#itinerario]]</w:t>
+      </w:r>
+    </w:p>
+    <w:p>
+      <w:pPr>
+        <w:spacing w:after="20"/>
+        <w:jc w:val="both"/>
+      </w:pPr>
+      <w:r>
+        <w:rPr>
+          <w:b/>
+          <w:bCs/>
+        </w:rPr>
+        <w:t>[[dia]]:</w:t>
+      </w:r>
+      <w:r>
+        <w:t xml:space="preserve"> [[descripcion]]</w:t>
+      </w:r>
+    </w:p>
+    <w:p>
+      <w:pPr>
+        <w:spacing w:after="20"/>
+        <w:jc w:val="both"/>
+      </w:pPr>
+    </w:p>
+    <w:p>
+      <w:pPr>
+        <w:jc w:val="both"/>
+      </w:pPr>
+      <w:r>
+        <w:t>[[/itinerario]]</w:t>
+      </w:r>
+    </w:p>
+    <w:p>
+      <w:pPr>
+        <w:jc w:val="both"/>
+      </w:pPr>
+      <w:r>
+        <w:t>[[#tiene_costos]]</w:t>
+      </w:r>
+    </w:p>
+    <w:p>
+      <w:pPr>
+        <w:spacing w:before="120" w:after="40"/>
+        <w:jc w:val="both"/>
+        <w:rPr>
+          <w:b/>
+          <w:bCs/>
+          <w:color w:val="043262"/>
           <w:sz w:val="28"/>
           <w:szCs w:val="28"/>
         </w:rPr>
@@ -330,47 +548,135 @@
         <w:rPr>
           <w:b/>
           <w:bCs/>
+          <w:color w:val="043262"/>
           <w:sz w:val="28"/>
           <w:szCs w:val="28"/>
         </w:rPr>
-        <w:t>ITINERARIO</w:t>
-      </w:r>
-    </w:p>
-    <w:p>
-      <w:r>
-        <w:t>[[#itinerario]]</w:t>
-      </w:r>
-    </w:p>
-    <w:p>
-      <w:r>
-        <w:rPr>
-          <w:b/>
-          <w:bCs/>
-        </w:rPr>
-        <w:t>[[dia]]:</w:t>
-      </w:r>
-      <w:r>
-        <w:t xml:space="preserve"> [[descripcion]]</w:t>
-      </w:r>
-    </w:p>
-    <w:p>
-      <w:r>
-        <w:t>[[/itinerario]]</w:t>
-      </w:r>
-    </w:p>
-    <w:p>
-      <w:pPr>
-        <w:rPr>
-          <w:sz w:val="22"/>
-          <w:szCs w:val="22"/>
-        </w:rPr>
-      </w:pPr>
-    </w:p>
-    <w:p>
-      <w:pPr>
-        <w:rPr>
-          <w:b/>
-          <w:bCs/>
+        <w:t>COSTOS Y SERVICIOS</w:t>
+      </w:r>
+    </w:p>
+    <w:p>
+      <w:pPr>
+        <w:jc w:val="both"/>
+      </w:pPr>
+      <w:r>
+        <w:t>[[/tiene_costos]]</w:t>
+      </w:r>
+    </w:p>
+    <w:p>
+      <w:pPr>
+        <w:jc w:val="both"/>
+      </w:pPr>
+      <w:r>
+        <w:t>[[#costos]]</w:t>
+      </w:r>
+    </w:p>
+    <w:p>
+      <w:pPr>
+        <w:spacing w:after="20"/>
+        <w:jc w:val="both"/>
+      </w:pPr>
+      <w:r>
+        <w:t>[[#tiene_hotel]]</w:t>
+      </w:r>
+      <w:r>
+        <w:rPr>
+          <w:b/>
+          <w:bCs/>
+        </w:rPr>
+        <w:t>Servicio:</w:t>
+      </w:r>
+      <w:r>
+        <w:t xml:space="preserve"> [[hotel]][[/tiene_hotel]]</w:t>
+      </w:r>
+    </w:p>
+    <w:p>
+      <w:pPr>
+        <w:spacing w:after="20"/>
+        <w:jc w:val="both"/>
+      </w:pPr>
+      <w:r>
+        <w:t>[[#tiene_descripcion]]</w:t>
+      </w:r>
+      <w:r>
+        <w:rPr>
+          <w:b/>
+          <w:bCs/>
+        </w:rPr>
+        <w:t>Detalles:</w:t>
+      </w:r>
+      <w:r>
+        <w:t xml:space="preserve"> [[descripcion_servicio]][[/tiene_descripcion]]</w:t>
+      </w:r>
+    </w:p>
+    <w:p>
+      <w:pPr>
+        <w:spacing w:after="20"/>
+        <w:jc w:val="both"/>
+      </w:pPr>
+      <w:r>
+        <w:t>[[#tiene_persona]]</w:t>
+      </w:r>
+      <w:r>
+        <w:rPr>
+          <w:b/>
+          <w:bCs/>
+        </w:rPr>
+        <w:t>Costo por persona</w:t>
+      </w:r>
+      <w:r>
+        <w:t>: [[total_persona]][[/tiene_persona]]</w:t>
+      </w:r>
+    </w:p>
+    <w:p>
+      <w:pPr>
+        <w:spacing w:after="40"/>
+        <w:jc w:val="both"/>
+      </w:pPr>
+      <w:r>
+        <w:t>[[#tiene_general]]</w:t>
+      </w:r>
+      <w:r>
+        <w:rPr>
+          <w:b/>
+          <w:bCs/>
+        </w:rPr>
+        <w:t>Total:</w:t>
+      </w:r>
+      <w:r>
+        <w:t xml:space="preserve"> [[total_general]][[/tiene_general]]</w:t>
+      </w:r>
+    </w:p>
+    <w:p>
+      <w:pPr>
+        <w:spacing w:after="40"/>
+        <w:jc w:val="both"/>
+      </w:pPr>
+    </w:p>
+    <w:p>
+      <w:pPr>
+        <w:jc w:val="both"/>
+      </w:pPr>
+      <w:r>
+        <w:t>[[/costos]]</w:t>
+      </w:r>
+    </w:p>
+    <w:p>
+      <w:pPr>
+        <w:jc w:val="both"/>
+      </w:pPr>
+      <w:r>
+        <w:t>[[#tiene_beneficios]]</w:t>
+      </w:r>
+    </w:p>
+    <w:p>
+      <w:pPr>
+        <w:spacing w:before="120" w:after="40"/>
+        <w:jc w:val="both"/>
+        <w:rPr>
+          <w:b/>
+          <w:bCs/>
+          <w:color w:val="043262"/>
           <w:sz w:val="28"/>
           <w:szCs w:val="28"/>
         </w:rPr>
@@ -379,111 +685,108 @@
         <w:rPr>
           <w:b/>
           <w:bCs/>
+          <w:color w:val="043262"/>
           <w:sz w:val="28"/>
           <w:szCs w:val="28"/>
         </w:rPr>
-        <w:t>COSTOS</w:t>
-      </w:r>
-    </w:p>
-    <w:p>
-      <w:r>
-        <w:t>[[#costos]]</w:t>
-      </w:r>
-    </w:p>
-    <w:p>
-      <w:r>
-        <w:rPr>
-          <w:b/>
-          <w:bCs/>
-        </w:rPr>
-        <w:t>Servicio</w:t>
-      </w:r>
-      <w:r>
-        <w:rPr>
-          <w:b/>
-          <w:bCs/>
-        </w:rPr>
-        <w:t>:</w:t>
-      </w:r>
-      <w:r>
-        <w:t xml:space="preserve"> [[hotel]]</w:t>
-      </w:r>
-    </w:p>
-    <w:p>
-      <w:r>
-        <w:rPr>
-          <w:b/>
-          <w:bCs/>
-        </w:rPr>
-        <w:t>Descripción:</w:t>
-      </w:r>
-      <w:r>
-        <w:t xml:space="preserve"> [[descripcion]]</w:t>
-      </w:r>
-    </w:p>
-    <w:p>
-      <w:r>
-        <w:rPr>
-          <w:b/>
-          <w:bCs/>
-        </w:rPr>
-        <w:t>Costo p</w:t>
-      </w:r>
-      <w:r>
-        <w:rPr>
-          <w:b/>
-          <w:bCs/>
-        </w:rPr>
-        <w:t>or persona:</w:t>
-      </w:r>
-      <w:r>
-        <w:t xml:space="preserve"> [[total_persona]]</w:t>
-      </w:r>
-    </w:p>
-    <w:p>
-      <w:r>
-        <w:rPr>
-          <w:b/>
-          <w:bCs/>
-        </w:rPr>
-        <w:t>Total:</w:t>
-      </w:r>
-      <w:r>
-        <w:t xml:space="preserve"> [[total_general]]</w:t>
-      </w:r>
-    </w:p>
-    <w:p>
-      <w:pPr>
-        <w:rPr>
-          <w:b/>
-          <w:bCs/>
+        <w:t>BENEFICIOS</w:t>
+      </w:r>
+    </w:p>
+    <w:p>
+      <w:pPr>
+        <w:spacing w:after="40"/>
+        <w:jc w:val="both"/>
+      </w:pPr>
+      <w:r>
+        <w:lastRenderedPageBreak/>
+        <w:t>[[beneficios]]</w:t>
+      </w:r>
+    </w:p>
+    <w:p>
+      <w:pPr>
+        <w:spacing w:after="40"/>
+        <w:jc w:val="both"/>
+      </w:pPr>
+    </w:p>
+    <w:p>
+      <w:pPr>
+        <w:jc w:val="both"/>
+      </w:pPr>
+      <w:r>
+        <w:t>[[/tiene_beneficios]]</w:t>
+      </w:r>
+    </w:p>
+    <w:p>
+      <w:pPr>
+        <w:jc w:val="both"/>
+      </w:pPr>
+      <w:r>
+        <w:t>[[#tiene_restricciones]]</w:t>
+      </w:r>
+    </w:p>
+    <w:p>
+      <w:pPr>
+        <w:spacing w:before="120" w:after="40"/>
+        <w:jc w:val="both"/>
+        <w:rPr>
+          <w:b/>
+          <w:bCs/>
+          <w:color w:val="043262"/>
           <w:sz w:val="28"/>
           <w:szCs w:val="28"/>
         </w:rPr>
       </w:pPr>
-    </w:p>
-    <w:p>
-      <w:pPr>
-        <w:rPr>
-          <w:sz w:val="22"/>
-          <w:szCs w:val="22"/>
-        </w:rPr>
-      </w:pPr>
-      <w:r>
-        <w:rPr>
-          <w:b/>
-          <w:bCs/>
+      <w:r>
+        <w:rPr>
+          <w:b/>
+          <w:bCs/>
+          <w:color w:val="043262"/>
           <w:sz w:val="28"/>
           <w:szCs w:val="28"/>
         </w:rPr>
-        <w:t>[[/costos]]</w:t>
-      </w:r>
-    </w:p>
-    <w:p>
-      <w:pPr>
-        <w:rPr>
-          <w:b/>
-          <w:bCs/>
+        <w:t>RESTRICCIONES</w:t>
+      </w:r>
+    </w:p>
+    <w:p>
+      <w:pPr>
+        <w:spacing w:after="40"/>
+        <w:jc w:val="both"/>
+      </w:pPr>
+      <w:r>
+        <w:t>[[restricciones]]</w:t>
+      </w:r>
+    </w:p>
+    <w:p>
+      <w:pPr>
+        <w:spacing w:after="40"/>
+        <w:jc w:val="both"/>
+      </w:pPr>
+    </w:p>
+    <w:p>
+      <w:pPr>
+        <w:jc w:val="both"/>
+      </w:pPr>
+      <w:r>
+        <w:t>[[/tiene_restricciones]]</w:t>
+      </w:r>
+    </w:p>
+    <w:p>
+      <w:pPr>
+        <w:spacing w:before="120" w:after="40"/>
+        <w:jc w:val="both"/>
+      </w:pPr>
+      <w:r>
+        <w:t>[[#tiene_actividades]]</w:t>
+      </w:r>
+    </w:p>
+    <w:p>
+      <w:pPr>
+        <w:spacing w:before="120" w:after="40"/>
+        <w:jc w:val="both"/>
+        <w:rPr>
+          <w:b/>
+          <w:bCs/>
+          <w:color w:val="043262"/>
           <w:sz w:val="28"/>
           <w:szCs w:val="28"/>
         </w:rPr>
@@ -492,30 +795,52 @@
         <w:rPr>
           <w:b/>
           <w:bCs/>
+          <w:color w:val="043262"/>
           <w:sz w:val="28"/>
           <w:szCs w:val="28"/>
         </w:rPr>
-        <w:t>BENEFICIOS</w:t>
-      </w:r>
-    </w:p>
-    <w:p>
-      <w:r>
-        <w:t>[[beneficios]]</w:t>
-      </w:r>
-    </w:p>
-    <w:p>
-      <w:pPr>
-        <w:rPr>
-          <w:sz w:val="22"/>
-          <w:szCs w:val="22"/>
-        </w:rPr>
-      </w:pPr>
-    </w:p>
-    <w:p>
-      <w:pPr>
-        <w:rPr>
-          <w:b/>
-          <w:bCs/>
+        <w:t>ACTIVIDADES</w:t>
+      </w:r>
+    </w:p>
+    <w:p>
+      <w:pPr>
+        <w:spacing w:after="40"/>
+        <w:jc w:val="both"/>
+      </w:pPr>
+      <w:r>
+        <w:t>[[actividades_detalladas]]</w:t>
+      </w:r>
+    </w:p>
+    <w:p>
+      <w:pPr>
+        <w:spacing w:after="40"/>
+        <w:jc w:val="both"/>
+      </w:pPr>
+    </w:p>
+    <w:p>
+      <w:pPr>
+        <w:jc w:val="both"/>
+      </w:pPr>
+      <w:r>
+        <w:t>[[/tiene_actividades]]</w:t>
+      </w:r>
+    </w:p>
+    <w:p>
+      <w:pPr>
+        <w:jc w:val="both"/>
+      </w:pPr>
+      <w:r>
+        <w:t>[[#tiene_plan]]</w:t>
+      </w:r>
+    </w:p>
+    <w:p>
+      <w:pPr>
+        <w:spacing w:before="120" w:after="40"/>
+        <w:jc w:val="both"/>
+        <w:rPr>
+          <w:b/>
+          <w:bCs/>
+          <w:color w:val="043262"/>
           <w:sz w:val="28"/>
           <w:szCs w:val="28"/>
         </w:rPr>
@@ -524,18 +849,30 @@
         <w:rPr>
           <w:b/>
           <w:bCs/>
+          <w:color w:val="043262"/>
           <w:sz w:val="28"/>
           <w:szCs w:val="28"/>
         </w:rPr>
-        <w:t>RESTRICCIONES</w:t>
-      </w:r>
-    </w:p>
-    <w:p>
-      <w:r>
-        <w:t>[[restricciones]]</w:t>
-      </w:r>
-    </w:p>
-    <w:p/>
+        <w:t>PLAN DE ALIMENTOS</w:t>
+      </w:r>
+    </w:p>
+    <w:p>
+      <w:pPr>
+        <w:spacing w:after="40"/>
+        <w:jc w:val="both"/>
+      </w:pPr>
+      <w:r>
+        <w:t>[[plan_alimentos]]</w:t>
+      </w:r>
+    </w:p>
+    <w:p>
+      <w:pPr>
+        <w:jc w:val="both"/>
+      </w:pPr>
+      <w:r>
+        <w:t>[[/tiene_plan]]</w:t>
+      </w:r>
+    </w:p>
     <w:p>
       <w:pPr>
         <w:rPr>
@@ -1065,15 +1402,11 @@
         </w:r>
       </w:hyperlink>
     </w:p>
+    <w:p/>
     <w:sectPr>
-      <w:headerReference w:type="even" r:id="rId7"/>
-      <w:headerReference w:type="default" r:id="rId8"/>
-      <w:footerReference w:type="even" r:id="rId9"/>
-      <w:footerReference w:type="default" r:id="rId10"/>
-      <w:headerReference w:type="first" r:id="rId11"/>
-      <w:footerReference w:type="first" r:id="rId12"/>
+      <w:headerReference w:type="default" r:id="rId7"/>
       <w:pgSz w:w="12240" w:h="15840"/>
-      <w:pgMar w:top="1440" w:right="1440" w:bottom="1440" w:left="1440" w:header="708" w:footer="708" w:gutter="0"/>
+      <w:pgMar w:top="1440" w:right="1440" w:bottom="1440" w:left="1440" w:header="709" w:footer="708" w:gutter="0"/>
       <w:cols w:space="708"/>
       <w:docGrid w:linePitch="360"/>
     </w:sectPr>
@@ -1106,36 +1439,6 @@
 </w:endnotes>
 </file>
 
-<file path=word/footer1.xml><?xml version="1.0" encoding="utf-8"?>
-<w:ftr xmlns:wpc="http://schemas.microsoft.com/office/word/2010/wordprocessingCanvas" xmlns:cx="http://schemas.microsoft.com/office/drawing/2014/chartex" xmlns:cx1="http://schemas.microsoft.com/office/drawing/2015/9/8/chartex" xmlns:cx2="http://schemas.microsoft.com/office/drawing/2015/10/21/chartex" xmlns:cx3="http://schemas.microsoft.com/office/drawing/2016/5/9/chartex" xmlns:cx4="http://schemas.microsoft.com/office/drawing/2016/5/10/chartex" xmlns:cx5="http://schemas.microsoft.com/office/drawing/2016/5/11/chartex" xmlns:cx6="http://schemas.microsoft.com/office/drawing/2016/5/12/chartex" xmlns:cx7="http://schemas.microsoft.com/office/drawing/2016/5/13/chartex" xmlns:cx8="http://schemas.microsoft.com/office/drawing/2016/5/14/chartex" xmlns:mc="http://schemas.openxmlformats.org/markup-compatibility/2006" xmlns:aink="http://schemas.microsoft.com/office/drawing/2016/ink" xmlns:am3d="http://schemas.microsoft.com/office/drawing/2017/model3d" xmlns:o="urn:schemas-microsoft-com:office:office" xmlns:oel="http://schemas.microsoft.com/office/2019/extlst" xmlns:r="http://schemas.openxmlformats.org/officeDocument/2006/relationships" xmlns:m="http://schemas.openxmlformats.org/officeDocument/2006/math" xmlns:v="urn:schemas-microsoft-com:vml" xmlns:wp14="http://schemas.microsoft.com/office/word/2010/wordprocessingDrawing" xmlns:wp="http://schemas.openxmlformats.org/drawingml/2006/wordprocessingDrawing" xmlns:w10="urn:schemas-microsoft-com:office:word" xmlns:w="http://schemas.openxmlformats.org/wordprocessingml/2006/main" xmlns:w14="http://schemas.microsoft.com/office/word/2010/wordml" xmlns:w15="http://schemas.microsoft.com/office/word/2012/wordml" xmlns:w16cex="http://schemas.microsoft.com/office/word/2018/wordml/cex" xmlns:w16cid="http://schemas.microsoft.com/office/word/2016/wordml/cid" xmlns:w16="http://schemas.microsoft.com/office/word/2018/wordml" xmlns:w16du="http://schemas.microsoft.com/office/word/2023/wordml/word16du" xmlns:w16sdtdh="http://schemas.microsoft.com/office/word/2020/wordml/sdtdatahash" xmlns:w16sdtfl="http://schemas.microsoft.com/office/word/2024/wordml/sdtformatlock" xmlns:w16se="http://schemas.microsoft.com/office/word/2015/wordml/symex" xmlns:wpg="http://schemas.microsoft.com/office/word/2010/wordprocessingGroup" xmlns:wpi="http://schemas.microsoft.com/office/word/2010/wordprocessingInk" xmlns:wne="http://schemas.microsoft.com/office/word/2006/wordml" xmlns:wps="http://schemas.microsoft.com/office/word/2010/wordprocessingShape" mc:Ignorable="w14 w15 w16se w16cid w16 w16cex w16sdtdh w16sdtfl w16du wp14">
-  <w:p>
-    <w:pPr>
-      <w:pStyle w:val="Footer"/>
-    </w:pPr>
-  </w:p>
-</w:ftr>
-</file>
-
-<file path=word/footer2.xml><?xml version="1.0" encoding="utf-8"?>
-<w:ftr xmlns:wpc="http://schemas.microsoft.com/office/word/2010/wordprocessingCanvas" xmlns:cx="http://schemas.microsoft.com/office/drawing/2014/chartex" xmlns:cx1="http://schemas.microsoft.com/office/drawing/2015/9/8/chartex" xmlns:cx2="http://schemas.microsoft.com/office/drawing/2015/10/21/chartex" xmlns:cx3="http://schemas.microsoft.com/office/drawing/2016/5/9/chartex" xmlns:cx4="http://schemas.microsoft.com/office/drawing/2016/5/10/chartex" xmlns:cx5="http://schemas.microsoft.com/office/drawing/2016/5/11/chartex" xmlns:cx6="http://schemas.microsoft.com/office/drawing/2016/5/12/chartex" xmlns:cx7="http://schemas.microsoft.com/office/drawing/2016/5/13/chartex" xmlns:cx8="http://schemas.microsoft.com/office/drawing/2016/5/14/chartex" xmlns:mc="http://schemas.openxmlformats.org/markup-compatibility/2006" xmlns:aink="http://schemas.microsoft.com/office/drawing/2016/ink" xmlns:am3d="http://schemas.microsoft.com/office/drawing/2017/model3d" xmlns:o="urn:schemas-microsoft-com:office:office" xmlns:oel="http://schemas.microsoft.com/office/2019/extlst" xmlns:r="http://schemas.openxmlformats.org/officeDocument/2006/relationships" xmlns:m="http://schemas.openxmlformats.org/officeDocument/2006/math" xmlns:v="urn:schemas-microsoft-com:vml" xmlns:wp14="http://schemas.microsoft.com/office/word/2010/wordprocessingDrawing" xmlns:wp="http://schemas.openxmlformats.org/drawingml/2006/wordprocessingDrawing" xmlns:w10="urn:schemas-microsoft-com:office:word" xmlns:w="http://schemas.openxmlformats.org/wordprocessingml/2006/main" xmlns:w14="http://schemas.microsoft.com/office/word/2010/wordml" xmlns:w15="http://schemas.microsoft.com/office/word/2012/wordml" xmlns:w16cex="http://schemas.microsoft.com/office/word/2018/wordml/cex" xmlns:w16cid="http://schemas.microsoft.com/office/word/2016/wordml/cid" xmlns:w16="http://schemas.microsoft.com/office/word/2018/wordml" xmlns:w16du="http://schemas.microsoft.com/office/word/2023/wordml/word16du" xmlns:w16sdtdh="http://schemas.microsoft.com/office/word/2020/wordml/sdtdatahash" xmlns:w16sdtfl="http://schemas.microsoft.com/office/word/2024/wordml/sdtformatlock" xmlns:w16se="http://schemas.microsoft.com/office/word/2015/wordml/symex" xmlns:wpg="http://schemas.microsoft.com/office/word/2010/wordprocessingGroup" xmlns:wpi="http://schemas.microsoft.com/office/word/2010/wordprocessingInk" xmlns:wne="http://schemas.microsoft.com/office/word/2006/wordml" xmlns:wps="http://schemas.microsoft.com/office/word/2010/wordprocessingShape" mc:Ignorable="w14 w15 w16se w16cid w16 w16cex w16sdtdh w16sdtfl w16du wp14">
-  <w:p>
-    <w:pPr>
-      <w:pStyle w:val="Footer"/>
-    </w:pPr>
-  </w:p>
-</w:ftr>
-</file>
-
-<file path=word/footer3.xml><?xml version="1.0" encoding="utf-8"?>
-<w:ftr xmlns:wpc="http://schemas.microsoft.com/office/word/2010/wordprocessingCanvas" xmlns:cx="http://schemas.microsoft.com/office/drawing/2014/chartex" xmlns:cx1="http://schemas.microsoft.com/office/drawing/2015/9/8/chartex" xmlns:cx2="http://schemas.microsoft.com/office/drawing/2015/10/21/chartex" xmlns:cx3="http://schemas.microsoft.com/office/drawing/2016/5/9/chartex" xmlns:cx4="http://schemas.microsoft.com/office/drawing/2016/5/10/chartex" xmlns:cx5="http://schemas.microsoft.com/office/drawing/2016/5/11/chartex" xmlns:cx6="http://schemas.microsoft.com/office/drawing/2016/5/12/chartex" xmlns:cx7="http://schemas.microsoft.com/office/drawing/2016/5/13/chartex" xmlns:cx8="http://schemas.microsoft.com/office/drawing/2016/5/14/chartex" xmlns:mc="http://schemas.openxmlformats.org/markup-compatibility/2006" xmlns:aink="http://schemas.microsoft.com/office/drawing/2016/ink" xmlns:am3d="http://schemas.microsoft.com/office/drawing/2017/model3d" xmlns:o="urn:schemas-microsoft-com:office:office" xmlns:oel="http://schemas.microsoft.com/office/2019/extlst" xmlns:r="http://schemas.openxmlformats.org/officeDocument/2006/relationships" xmlns:m="http://schemas.openxmlformats.org/officeDocument/2006/math" xmlns:v="urn:schemas-microsoft-com:vml" xmlns:wp14="http://schemas.microsoft.com/office/word/2010/wordprocessingDrawing" xmlns:wp="http://schemas.openxmlformats.org/drawingml/2006/wordprocessingDrawing" xmlns:w10="urn:schemas-microsoft-com:office:word" xmlns:w="http://schemas.openxmlformats.org/wordprocessingml/2006/main" xmlns:w14="http://schemas.microsoft.com/office/word/2010/wordml" xmlns:w15="http://schemas.microsoft.com/office/word/2012/wordml" xmlns:w16cex="http://schemas.microsoft.com/office/word/2018/wordml/cex" xmlns:w16cid="http://schemas.microsoft.com/office/word/2016/wordml/cid" xmlns:w16="http://schemas.microsoft.com/office/word/2018/wordml" xmlns:w16du="http://schemas.microsoft.com/office/word/2023/wordml/word16du" xmlns:w16sdtdh="http://schemas.microsoft.com/office/word/2020/wordml/sdtdatahash" xmlns:w16sdtfl="http://schemas.microsoft.com/office/word/2024/wordml/sdtformatlock" xmlns:w16se="http://schemas.microsoft.com/office/word/2015/wordml/symex" xmlns:wpg="http://schemas.microsoft.com/office/word/2010/wordprocessingGroup" xmlns:wpi="http://schemas.microsoft.com/office/word/2010/wordprocessingInk" xmlns:wne="http://schemas.microsoft.com/office/word/2006/wordml" xmlns:wps="http://schemas.microsoft.com/office/word/2010/wordprocessingShape" mc:Ignorable="w14 w15 w16se w16cid w16 w16cex w16sdtdh w16sdtfl w16du wp14">
-  <w:p>
-    <w:pPr>
-      <w:pStyle w:val="Footer"/>
-    </w:pPr>
-  </w:p>
-</w:ftr>
-</file>
-
 <file path=word/footnotes.xml><?xml version="1.0" encoding="utf-8"?>
 <w:footnotes xmlns:wpc="http://schemas.microsoft.com/office/word/2010/wordprocessingCanvas" xmlns:cx="http://schemas.microsoft.com/office/drawing/2014/chartex" xmlns:cx1="http://schemas.microsoft.com/office/drawing/2015/9/8/chartex" xmlns:cx2="http://schemas.microsoft.com/office/drawing/2015/10/21/chartex" xmlns:cx3="http://schemas.microsoft.com/office/drawing/2016/5/9/chartex" xmlns:cx4="http://schemas.microsoft.com/office/drawing/2016/5/10/chartex" xmlns:cx5="http://schemas.microsoft.com/office/drawing/2016/5/11/chartex" xmlns:cx6="http://schemas.microsoft.com/office/drawing/2016/5/12/chartex" xmlns:cx7="http://schemas.microsoft.com/office/drawing/2016/5/13/chartex" xmlns:cx8="http://schemas.microsoft.com/office/drawing/2016/5/14/chartex" xmlns:mc="http://schemas.openxmlformats.org/markup-compatibility/2006" xmlns:aink="http://schemas.microsoft.com/office/drawing/2016/ink" xmlns:am3d="http://schemas.microsoft.com/office/drawing/2017/model3d" xmlns:o="urn:schemas-microsoft-com:office:office" xmlns:oel="http://schemas.microsoft.com/office/2019/extlst" xmlns:r="http://schemas.openxmlformats.org/officeDocument/2006/relationships" xmlns:m="http://schemas.openxmlformats.org/officeDocument/2006/math" xmlns:v="urn:schemas-microsoft-com:vml" xmlns:wp14="http://schemas.microsoft.com/office/word/2010/wordprocessingDrawing" xmlns:wp="http://schemas.openxmlformats.org/drawingml/2006/wordprocessingDrawing" xmlns:w10="urn:schemas-microsoft-com:office:word" xmlns:w="http://schemas.openxmlformats.org/wordprocessingml/2006/main" xmlns:w14="http://schemas.microsoft.com/office/word/2010/wordml" xmlns:w15="http://schemas.microsoft.com/office/word/2012/wordml" xmlns:w16cex="http://schemas.microsoft.com/office/word/2018/wordml/cex" xmlns:w16cid="http://schemas.microsoft.com/office/word/2016/wordml/cid" xmlns:w16="http://schemas.microsoft.com/office/word/2018/wordml" xmlns:w16du="http://schemas.microsoft.com/office/word/2023/wordml/word16du" xmlns:w16sdtdh="http://schemas.microsoft.com/office/word/2020/wordml/sdtdatahash" xmlns:w16sdtfl="http://schemas.microsoft.com/office/word/2024/wordml/sdtformatlock" xmlns:w16se="http://schemas.microsoft.com/office/word/2015/wordml/symex" xmlns:wpg="http://schemas.microsoft.com/office/word/2010/wordprocessingGroup" xmlns:wpi="http://schemas.microsoft.com/office/word/2010/wordprocessingInk" xmlns:wne="http://schemas.microsoft.com/office/word/2006/wordml" xmlns:wps="http://schemas.microsoft.com/office/word/2010/wordprocessingShape" mc:Ignorable="w14 w15 w16se w16cid w16 w16cex w16sdtdh w16sdtfl w16du wp14">
   <w:footnote w:type="separator" w:id="-1">
@@ -1167,31 +1470,21 @@
     <w:pPr>
       <w:pStyle w:val="Header"/>
     </w:pPr>
-  </w:p>
-</w:hdr>
-</file>
-
-<file path=word/header2.xml><?xml version="1.0" encoding="utf-8"?>
-<w:hdr xmlns:wpc="http://schemas.microsoft.com/office/word/2010/wordprocessingCanvas" xmlns:cx="http://schemas.microsoft.com/office/drawing/2014/chartex" xmlns:cx1="http://schemas.microsoft.com/office/drawing/2015/9/8/chartex" xmlns:cx2="http://schemas.microsoft.com/office/drawing/2015/10/21/chartex" xmlns:cx3="http://schemas.microsoft.com/office/drawing/2016/5/9/chartex" xmlns:cx4="http://schemas.microsoft.com/office/drawing/2016/5/10/chartex" xmlns:cx5="http://schemas.microsoft.com/office/drawing/2016/5/11/chartex" xmlns:cx6="http://schemas.microsoft.com/office/drawing/2016/5/12/chartex" xmlns:cx7="http://schemas.microsoft.com/office/drawing/2016/5/13/chartex" xmlns:cx8="http://schemas.microsoft.com/office/drawing/2016/5/14/chartex" xmlns:mc="http://schemas.openxmlformats.org/markup-compatibility/2006" xmlns:aink="http://schemas.microsoft.com/office/drawing/2016/ink" xmlns:am3d="http://schemas.microsoft.com/office/drawing/2017/model3d" xmlns:o="urn:schemas-microsoft-com:office:office" xmlns:oel="http://schemas.microsoft.com/office/2019/extlst" xmlns:r="http://schemas.openxmlformats.org/officeDocument/2006/relationships" xmlns:m="http://schemas.openxmlformats.org/officeDocument/2006/math" xmlns:v="urn:schemas-microsoft-com:vml" xmlns:wp14="http://schemas.microsoft.com/office/word/2010/wordprocessingDrawing" xmlns:wp="http://schemas.openxmlformats.org/drawingml/2006/wordprocessingDrawing" xmlns:w10="urn:schemas-microsoft-com:office:word" xmlns:w="http://schemas.openxmlformats.org/wordprocessingml/2006/main" xmlns:w14="http://schemas.microsoft.com/office/word/2010/wordml" xmlns:w15="http://schemas.microsoft.com/office/word/2012/wordml" xmlns:w16cex="http://schemas.microsoft.com/office/word/2018/wordml/cex" xmlns:w16cid="http://schemas.microsoft.com/office/word/2016/wordml/cid" xmlns:w16="http://schemas.microsoft.com/office/word/2018/wordml" xmlns:w16du="http://schemas.microsoft.com/office/word/2023/wordml/word16du" xmlns:w16sdtdh="http://schemas.microsoft.com/office/word/2020/wordml/sdtdatahash" xmlns:w16sdtfl="http://schemas.microsoft.com/office/word/2024/wordml/sdtformatlock" xmlns:w16se="http://schemas.microsoft.com/office/word/2015/wordml/symex" xmlns:wpg="http://schemas.microsoft.com/office/word/2010/wordprocessingGroup" xmlns:wpi="http://schemas.microsoft.com/office/word/2010/wordprocessingInk" xmlns:wne="http://schemas.microsoft.com/office/word/2006/wordml" xmlns:wps="http://schemas.microsoft.com/office/word/2010/wordprocessingShape" mc:Ignorable="w14 w15 w16se w16cid w16 w16cex w16sdtdh w16sdtfl w16du wp14">
-  <w:p>
-    <w:pPr>
-      <w:pStyle w:val="Header"/>
-    </w:pPr>
     <w:r>
       <w:rPr>
         <w:noProof/>
       </w:rPr>
       <w:drawing>
-        <wp:anchor distT="0" distB="0" distL="114300" distR="114300" simplePos="0" relativeHeight="251659264" behindDoc="0" locked="0" layoutInCell="1" allowOverlap="1" wp14:anchorId="556E7304" wp14:editId="2419B057">
+        <wp:anchor distT="0" distB="0" distL="114300" distR="114300" simplePos="0" relativeHeight="251659264" behindDoc="1" locked="0" layoutInCell="1" allowOverlap="1" wp14:anchorId="556E7304" wp14:editId="2AE71FAD">
           <wp:simplePos x="0" y="0"/>
           <wp:positionH relativeFrom="column">
-            <wp:posOffset>-942109</wp:posOffset>
+            <wp:posOffset>-922556</wp:posOffset>
           </wp:positionH>
           <wp:positionV relativeFrom="paragraph">
-            <wp:posOffset>-453216</wp:posOffset>
+            <wp:posOffset>-436880</wp:posOffset>
           </wp:positionV>
           <wp:extent cx="7772400" cy="10054718"/>
-          <wp:effectExtent l="0" t="0" r="0" b="0"/>
+          <wp:effectExtent l="0" t="0" r="0" b="3810"/>
           <wp:wrapNone/>
           <wp:docPr id="7277" name="Picture 1"/>
           <wp:cNvGraphicFramePr/>
@@ -1224,11 +1517,16 @@
       </w:drawing>
     </w:r>
   </w:p>
-</w:hdr>
-</file>
-
-<file path=word/header3.xml><?xml version="1.0" encoding="utf-8"?>
-<w:hdr xmlns:wpc="http://schemas.microsoft.com/office/word/2010/wordprocessingCanvas" xmlns:cx="http://schemas.microsoft.com/office/drawing/2014/chartex" xmlns:cx1="http://schemas.microsoft.com/office/drawing/2015/9/8/chartex" xmlns:cx2="http://schemas.microsoft.com/office/drawing/2015/10/21/chartex" xmlns:cx3="http://schemas.microsoft.com/office/drawing/2016/5/9/chartex" xmlns:cx4="http://schemas.microsoft.com/office/drawing/2016/5/10/chartex" xmlns:cx5="http://schemas.microsoft.com/office/drawing/2016/5/11/chartex" xmlns:cx6="http://schemas.microsoft.com/office/drawing/2016/5/12/chartex" xmlns:cx7="http://schemas.microsoft.com/office/drawing/2016/5/13/chartex" xmlns:cx8="http://schemas.microsoft.com/office/drawing/2016/5/14/chartex" xmlns:mc="http://schemas.openxmlformats.org/markup-compatibility/2006" xmlns:aink="http://schemas.microsoft.com/office/drawing/2016/ink" xmlns:am3d="http://schemas.microsoft.com/office/drawing/2017/model3d" xmlns:o="urn:schemas-microsoft-com:office:office" xmlns:oel="http://schemas.microsoft.com/office/2019/extlst" xmlns:r="http://schemas.openxmlformats.org/officeDocument/2006/relationships" xmlns:m="http://schemas.openxmlformats.org/officeDocument/2006/math" xmlns:v="urn:schemas-microsoft-com:vml" xmlns:wp14="http://schemas.microsoft.com/office/word/2010/wordprocessingDrawing" xmlns:wp="http://schemas.openxmlformats.org/drawingml/2006/wordprocessingDrawing" xmlns:w10="urn:schemas-microsoft-com:office:word" xmlns:w="http://schemas.openxmlformats.org/wordprocessingml/2006/main" xmlns:w14="http://schemas.microsoft.com/office/word/2010/wordml" xmlns:w15="http://schemas.microsoft.com/office/word/2012/wordml" xmlns:w16cex="http://schemas.microsoft.com/office/word/2018/wordml/cex" xmlns:w16cid="http://schemas.microsoft.com/office/word/2016/wordml/cid" xmlns:w16="http://schemas.microsoft.com/office/word/2018/wordml" xmlns:w16du="http://schemas.microsoft.com/office/word/2023/wordml/word16du" xmlns:w16sdtdh="http://schemas.microsoft.com/office/word/2020/wordml/sdtdatahash" xmlns:w16sdtfl="http://schemas.microsoft.com/office/word/2024/wordml/sdtformatlock" xmlns:w16se="http://schemas.microsoft.com/office/word/2015/wordml/symex" xmlns:wpg="http://schemas.microsoft.com/office/word/2010/wordprocessingGroup" xmlns:wpi="http://schemas.microsoft.com/office/word/2010/wordprocessingInk" xmlns:wne="http://schemas.microsoft.com/office/word/2006/wordml" xmlns:wps="http://schemas.microsoft.com/office/word/2010/wordprocessingShape" mc:Ignorable="w14 w15 w16se w16cid w16 w16cex w16sdtdh w16sdtfl w16du wp14">
+  <w:p>
+    <w:pPr>
+      <w:pStyle w:val="Header"/>
+    </w:pPr>
+  </w:p>
+  <w:p>
+    <w:pPr>
+      <w:pStyle w:val="Header"/>
+    </w:pPr>
+  </w:p>
   <w:p>
     <w:pPr>
       <w:pStyle w:val="Header"/>

--- a/backend/templates/viajes.docx
+++ b/backend/templates/viajes.docx
@@ -69,9 +69,6 @@
       <w:r>
         <w:t xml:space="preserve"> [[Nombre_Viaje]]</w:t>
       </w:r>
-      <w:r>
-        <w:br/>
-      </w:r>
     </w:p>
     <w:p>
       <w:r>
@@ -136,11 +133,6 @@
       </w:r>
     </w:p>
     <w:p>
-      <w:pPr>
-        <w:spacing w:after="40"/>
-      </w:pPr>
-    </w:p>
-    <w:p>
       <w:r>
         <w:t>[[/tiene_fechas]]</w:t>
       </w:r>
@@ -229,12 +221,6 @@
     </w:p>
     <w:p>
       <w:pPr>
-        <w:spacing w:after="20"/>
-        <w:jc w:val="both"/>
-      </w:pPr>
-    </w:p>
-    <w:p>
-      <w:pPr>
         <w:jc w:val="both"/>
       </w:pPr>
       <w:r>
@@ -319,12 +305,6 @@
     </w:p>
     <w:p>
       <w:pPr>
-        <w:spacing w:after="20"/>
-        <w:jc w:val="both"/>
-      </w:pPr>
-    </w:p>
-    <w:p>
-      <w:pPr>
         <w:jc w:val="both"/>
       </w:pPr>
       <w:r>
@@ -336,7 +316,6 @@
         <w:jc w:val="both"/>
       </w:pPr>
       <w:r>
-        <w:lastRenderedPageBreak/>
         <w:t>[[#tiene_vuelos_extra]]</w:t>
       </w:r>
     </w:p>
@@ -376,6 +355,7 @@
         <w:jc w:val="both"/>
       </w:pPr>
       <w:r>
+        <w:lastRenderedPageBreak/>
         <w:t>[[#vuelos_extra]]</w:t>
       </w:r>
     </w:p>
@@ -432,12 +412,6 @@
       <w:r>
         <w:t xml:space="preserve"> [[detalle]][[/tiene_detalle]]</w:t>
       </w:r>
-    </w:p>
-    <w:p>
-      <w:pPr>
-        <w:spacing w:after="20"/>
-        <w:jc w:val="both"/>
-      </w:pPr>
     </w:p>
     <w:p>
       <w:pPr>
@@ -512,12 +486,6 @@
     </w:p>
     <w:p>
       <w:pPr>
-        <w:spacing w:after="20"/>
-        <w:jc w:val="both"/>
-      </w:pPr>
-    </w:p>
-    <w:p>
-      <w:pPr>
         <w:jc w:val="both"/>
       </w:pPr>
       <w:r>
@@ -649,12 +617,6 @@
     </w:p>
     <w:p>
       <w:pPr>
-        <w:spacing w:after="40"/>
-        <w:jc w:val="both"/>
-      </w:pPr>
-    </w:p>
-    <w:p>
-      <w:pPr>
         <w:jc w:val="both"/>
       </w:pPr>
       <w:r>
@@ -698,15 +660,8 @@
         <w:jc w:val="both"/>
       </w:pPr>
       <w:r>
-        <w:lastRenderedPageBreak/>
         <w:t>[[beneficios]]</w:t>
       </w:r>
-    </w:p>
-    <w:p>
-      <w:pPr>
-        <w:spacing w:after="40"/>
-        <w:jc w:val="both"/>
-      </w:pPr>
     </w:p>
     <w:p>
       <w:pPr>
@@ -758,12 +713,6 @@
     </w:p>
     <w:p>
       <w:pPr>
-        <w:spacing w:after="40"/>
-        <w:jc w:val="both"/>
-      </w:pPr>
-    </w:p>
-    <w:p>
-      <w:pPr>
         <w:jc w:val="both"/>
       </w:pPr>
       <w:r>
@@ -776,6 +725,7 @@
         <w:jc w:val="both"/>
       </w:pPr>
       <w:r>
+        <w:lastRenderedPageBreak/>
         <w:t>[[#tiene_actividades]]</w:t>
       </w:r>
     </w:p>
@@ -810,12 +760,6 @@
       <w:r>
         <w:t>[[actividades_detalladas]]</w:t>
       </w:r>
-    </w:p>
-    <w:p>
-      <w:pPr>
-        <w:spacing w:after="40"/>
-        <w:jc w:val="both"/>
-      </w:pPr>
     </w:p>
     <w:p>
       <w:pPr>

--- a/backend/templates/viajes.docx
+++ b/backend/templates/viajes.docx
@@ -315,6 +315,11 @@
       <w:pPr>
         <w:jc w:val="both"/>
       </w:pPr>
+    </w:p>
+    <w:p>
+      <w:pPr>
+        <w:jc w:val="both"/>
+      </w:pPr>
       <w:r>
         <w:t>[[#tiene_vuelos_extra]]</w:t>
       </w:r>
@@ -339,8 +344,289 @@
           <w:sz w:val="28"/>
           <w:szCs w:val="28"/>
         </w:rPr>
-        <w:t>VUELOS EXTRA</w:t>
-      </w:r>
+        <w:t xml:space="preserve">VUELOS </w:t>
+      </w:r>
+    </w:p>
+    <w:tbl>
+      <w:tblPr>
+        <w:tblStyle w:val="TableGrid"/>
+        <w:tblW w:w="11625" w:type="dxa"/>
+        <w:tblInd w:w="-998" w:type="dxa"/>
+        <w:tblLook w:val="04A0" w:firstRow="1" w:lastRow="0" w:firstColumn="1" w:lastColumn="0" w:noHBand="0" w:noVBand="1"/>
+      </w:tblPr>
+      <w:tblGrid>
+        <w:gridCol w:w="1925"/>
+        <w:gridCol w:w="1142"/>
+        <w:gridCol w:w="1274"/>
+        <w:gridCol w:w="1468"/>
+        <w:gridCol w:w="1506"/>
+        <w:gridCol w:w="1565"/>
+        <w:gridCol w:w="2745"/>
+      </w:tblGrid>
+      <w:tr>
+        <w:tc>
+          <w:tcPr>
+            <w:tcW w:w="1850" w:type="dxa"/>
+          </w:tcPr>
+          <w:p>
+            <w:pPr>
+              <w:jc w:val="center"/>
+              <w:rPr>
+                <w:b/>
+                <w:bCs/>
+              </w:rPr>
+            </w:pPr>
+            <w:r>
+              <w:rPr>
+                <w:b/>
+                <w:bCs/>
+              </w:rPr>
+              <w:lastRenderedPageBreak/>
+              <w:t>Fecha</w:t>
+            </w:r>
+          </w:p>
+        </w:tc>
+        <w:tc>
+          <w:tcPr>
+            <w:tcW w:w="1101" w:type="dxa"/>
+          </w:tcPr>
+          <w:p>
+            <w:pPr>
+              <w:jc w:val="center"/>
+              <w:rPr>
+                <w:b/>
+                <w:bCs/>
+              </w:rPr>
+            </w:pPr>
+            <w:r>
+              <w:rPr>
+                <w:b/>
+                <w:bCs/>
+              </w:rPr>
+              <w:t>Origen</w:t>
+            </w:r>
+          </w:p>
+        </w:tc>
+        <w:tc>
+          <w:tcPr>
+            <w:tcW w:w="1227" w:type="dxa"/>
+          </w:tcPr>
+          <w:p>
+            <w:pPr>
+              <w:jc w:val="center"/>
+              <w:rPr>
+                <w:b/>
+                <w:bCs/>
+              </w:rPr>
+            </w:pPr>
+            <w:r>
+              <w:rPr>
+                <w:b/>
+                <w:bCs/>
+              </w:rPr>
+              <w:t>Destino</w:t>
+            </w:r>
+          </w:p>
+        </w:tc>
+        <w:tc>
+          <w:tcPr>
+            <w:tcW w:w="1413" w:type="dxa"/>
+          </w:tcPr>
+          <w:p>
+            <w:pPr>
+              <w:jc w:val="center"/>
+              <w:rPr>
+                <w:b/>
+                <w:bCs/>
+              </w:rPr>
+            </w:pPr>
+            <w:r>
+              <w:rPr>
+                <w:b/>
+                <w:bCs/>
+              </w:rPr>
+              <w:t>Aerolinea</w:t>
+            </w:r>
+          </w:p>
+        </w:tc>
+        <w:tc>
+          <w:tcPr>
+            <w:tcW w:w="1449" w:type="dxa"/>
+          </w:tcPr>
+          <w:p>
+            <w:pPr>
+              <w:jc w:val="center"/>
+              <w:rPr>
+                <w:b/>
+                <w:bCs/>
+              </w:rPr>
+            </w:pPr>
+            <w:r>
+              <w:rPr>
+                <w:b/>
+                <w:bCs/>
+              </w:rPr>
+              <w:t>Sale</w:t>
+            </w:r>
+          </w:p>
+        </w:tc>
+        <w:tc>
+          <w:tcPr>
+            <w:tcW w:w="1505" w:type="dxa"/>
+          </w:tcPr>
+          <w:p>
+            <w:pPr>
+              <w:jc w:val="center"/>
+              <w:rPr>
+                <w:b/>
+                <w:bCs/>
+              </w:rPr>
+            </w:pPr>
+            <w:r>
+              <w:rPr>
+                <w:b/>
+                <w:bCs/>
+              </w:rPr>
+              <w:t>Llega</w:t>
+            </w:r>
+          </w:p>
+        </w:tc>
+        <w:tc>
+          <w:tcPr>
+            <w:tcW w:w="3080" w:type="dxa"/>
+          </w:tcPr>
+          <w:p>
+            <w:pPr>
+              <w:jc w:val="center"/>
+              <w:rPr>
+                <w:b/>
+                <w:bCs/>
+              </w:rPr>
+            </w:pPr>
+            <w:r>
+              <w:rPr>
+                <w:b/>
+                <w:bCs/>
+              </w:rPr>
+              <w:t>Costo</w:t>
+            </w:r>
+          </w:p>
+        </w:tc>
+      </w:tr>
+      <w:tr>
+        <w:tc>
+          <w:tcPr>
+            <w:tcW w:w="1850" w:type="dxa"/>
+          </w:tcPr>
+          <w:p>
+            <w:pPr>
+              <w:jc w:val="center"/>
+            </w:pPr>
+            <w:r>
+              <w:t>[[#vuelos_extra]]</w:t>
+            </w:r>
+          </w:p>
+          <w:p>
+            <w:pPr>
+              <w:jc w:val="center"/>
+            </w:pPr>
+            <w:r>
+              <w:t>[[fecha_vuelo]]</w:t>
+            </w:r>
+          </w:p>
+        </w:tc>
+        <w:tc>
+          <w:tcPr>
+            <w:tcW w:w="1101" w:type="dxa"/>
+          </w:tcPr>
+          <w:p>
+            <w:pPr>
+              <w:jc w:val="center"/>
+            </w:pPr>
+            <w:r>
+              <w:t>[[origen]]</w:t>
+            </w:r>
+          </w:p>
+        </w:tc>
+        <w:tc>
+          <w:tcPr>
+            <w:tcW w:w="1227" w:type="dxa"/>
+          </w:tcPr>
+          <w:p>
+            <w:pPr>
+              <w:jc w:val="center"/>
+            </w:pPr>
+            <w:r>
+              <w:t>[[destino]]</w:t>
+            </w:r>
+          </w:p>
+        </w:tc>
+        <w:tc>
+          <w:tcPr>
+            <w:tcW w:w="1413" w:type="dxa"/>
+          </w:tcPr>
+          <w:p>
+            <w:pPr>
+              <w:jc w:val="center"/>
+            </w:pPr>
+            <w:r>
+              <w:t>[[aerolinea]]</w:t>
+            </w:r>
+          </w:p>
+        </w:tc>
+        <w:tc>
+          <w:tcPr>
+            <w:tcW w:w="1449" w:type="dxa"/>
+          </w:tcPr>
+          <w:p>
+            <w:pPr>
+              <w:jc w:val="center"/>
+            </w:pPr>
+            <w:r>
+              <w:t>[[hora_sale]]</w:t>
+            </w:r>
+          </w:p>
+        </w:tc>
+        <w:tc>
+          <w:tcPr>
+            <w:tcW w:w="1505" w:type="dxa"/>
+          </w:tcPr>
+          <w:p>
+            <w:pPr>
+              <w:jc w:val="center"/>
+            </w:pPr>
+            <w:r>
+              <w:t>[[hora_llega]]</w:t>
+            </w:r>
+          </w:p>
+        </w:tc>
+        <w:tc>
+          <w:tcPr>
+            <w:tcW w:w="3080" w:type="dxa"/>
+          </w:tcPr>
+          <w:p>
+            <w:pPr>
+              <w:jc w:val="center"/>
+            </w:pPr>
+            <w:r>
+              <w:t>[[costo_vuelo]]</w:t>
+            </w:r>
+          </w:p>
+          <w:p>
+            <w:pPr>
+              <w:jc w:val="center"/>
+            </w:pPr>
+            <w:r>
+              <w:t>[[/vuelos_extra]]</w:t>
+            </w:r>
+          </w:p>
+        </w:tc>
+      </w:tr>
+    </w:tbl>
+    <w:p>
+      <w:pPr>
+        <w:jc w:val="both"/>
+      </w:pPr>
     </w:p>
     <w:p>
       <w:pPr>
@@ -348,77 +634,6 @@
       </w:pPr>
       <w:r>
         <w:t>[[/tiene_vuelos_extra]]</w:t>
-      </w:r>
-    </w:p>
-    <w:p>
-      <w:pPr>
-        <w:jc w:val="both"/>
-      </w:pPr>
-      <w:r>
-        <w:lastRenderedPageBreak/>
-        <w:t>[[#vuelos_extra]]</w:t>
-      </w:r>
-    </w:p>
-    <w:p>
-      <w:pPr>
-        <w:spacing w:after="20"/>
-        <w:jc w:val="both"/>
-      </w:pPr>
-      <w:r>
-        <w:t>[[#tiene_fecha]]</w:t>
-      </w:r>
-      <w:r>
-        <w:rPr>
-          <w:b/>
-          <w:bCs/>
-        </w:rPr>
-        <w:t>Fecha:</w:t>
-      </w:r>
-      <w:r>
-        <w:t xml:space="preserve"> [[fecha_vuelo]][[/tiene_fecha]]</w:t>
-      </w:r>
-    </w:p>
-    <w:p>
-      <w:pPr>
-        <w:spacing w:after="20"/>
-        <w:jc w:val="both"/>
-      </w:pPr>
-      <w:r>
-        <w:rPr>
-          <w:b/>
-          <w:bCs/>
-        </w:rPr>
-        <w:t>Ruta:</w:t>
-      </w:r>
-      <w:r>
-        <w:t xml:space="preserve"> [[origen]] → [[destino]]</w:t>
-      </w:r>
-    </w:p>
-    <w:p>
-      <w:pPr>
-        <w:spacing w:after="20"/>
-        <w:jc w:val="both"/>
-      </w:pPr>
-      <w:r>
-        <w:t>[[#tiene_detalle]]</w:t>
-      </w:r>
-      <w:r>
-        <w:rPr>
-          <w:b/>
-          <w:bCs/>
-        </w:rPr>
-        <w:t>Detalle:</w:t>
-      </w:r>
-      <w:r>
-        <w:t xml:space="preserve"> [[detalle]][[/tiene_detalle]]</w:t>
-      </w:r>
-    </w:p>
-    <w:p>
-      <w:pPr>
-        <w:jc w:val="both"/>
-      </w:pPr>
-      <w:r>
-        <w:t>[[/vuelos_extra]]</w:t>
       </w:r>
     </w:p>
     <w:p>
@@ -725,7 +940,6 @@
         <w:jc w:val="both"/>
       </w:pPr>
       <w:r>
-        <w:lastRenderedPageBreak/>
         <w:t>[[#tiene_actividades]]</w:t>
       </w:r>
     </w:p>
@@ -749,6 +963,7 @@
           <w:sz w:val="28"/>
           <w:szCs w:val="28"/>
         </w:rPr>
+        <w:lastRenderedPageBreak/>
         <w:t>ACTIVIDADES</w:t>
       </w:r>
     </w:p>
@@ -2451,6 +2666,25 @@
       <w:u w:val="single"/>
     </w:rPr>
   </w:style>
+  <w:style w:type="table" w:styleId="TableGrid">
+    <w:name w:val="Table Grid"/>
+    <w:basedOn w:val="TableNormal"/>
+    <w:uiPriority w:val="39"/>
+    <w:rsid w:val="00AF0D1A"/>
+    <w:pPr>
+      <w:spacing w:after="0" w:line="240" w:lineRule="auto"/>
+    </w:pPr>
+    <w:tblPr>
+      <w:tblBorders>
+        <w:top w:val="single" w:sz="4" w:space="0" w:color="auto"/>
+        <w:left w:val="single" w:sz="4" w:space="0" w:color="auto"/>
+        <w:bottom w:val="single" w:sz="4" w:space="0" w:color="auto"/>
+        <w:right w:val="single" w:sz="4" w:space="0" w:color="auto"/>
+        <w:insideH w:val="single" w:sz="4" w:space="0" w:color="auto"/>
+        <w:insideV w:val="single" w:sz="4" w:space="0" w:color="auto"/>
+      </w:tblBorders>
+    </w:tblPr>
+  </w:style>
 </w:styles>
 </file>
 

--- a/backend/templates/viajes.docx
+++ b/backend/templates/viajes.docx
@@ -310,11 +310,6 @@
       <w:r>
         <w:t>[[/pasajeros]]</w:t>
       </w:r>
-    </w:p>
-    <w:p>
-      <w:pPr>
-        <w:jc w:val="both"/>
-      </w:pPr>
     </w:p>
     <w:p>
       <w:pPr>
@@ -356,17 +351,17 @@
       </w:tblPr>
       <w:tblGrid>
         <w:gridCol w:w="1925"/>
-        <w:gridCol w:w="1142"/>
-        <w:gridCol w:w="1274"/>
-        <w:gridCol w:w="1468"/>
+        <w:gridCol w:w="1336"/>
+        <w:gridCol w:w="1560"/>
+        <w:gridCol w:w="1632"/>
         <w:gridCol w:w="1506"/>
         <w:gridCol w:w="1565"/>
-        <w:gridCol w:w="2745"/>
+        <w:gridCol w:w="2101"/>
       </w:tblGrid>
       <w:tr>
         <w:tc>
           <w:tcPr>
-            <w:tcW w:w="1850" w:type="dxa"/>
+            <w:tcW w:w="1925" w:type="dxa"/>
           </w:tcPr>
           <w:p>
             <w:pPr>
@@ -381,14 +376,13 @@
                 <w:b/>
                 <w:bCs/>
               </w:rPr>
-              <w:lastRenderedPageBreak/>
               <w:t>Fecha</w:t>
             </w:r>
           </w:p>
         </w:tc>
         <w:tc>
           <w:tcPr>
-            <w:tcW w:w="1101" w:type="dxa"/>
+            <w:tcW w:w="1336" w:type="dxa"/>
           </w:tcPr>
           <w:p>
             <w:pPr>
@@ -409,7 +403,7 @@
         </w:tc>
         <w:tc>
           <w:tcPr>
-            <w:tcW w:w="1227" w:type="dxa"/>
+            <w:tcW w:w="1560" w:type="dxa"/>
           </w:tcPr>
           <w:p>
             <w:pPr>
@@ -430,7 +424,7 @@
         </w:tc>
         <w:tc>
           <w:tcPr>
-            <w:tcW w:w="1413" w:type="dxa"/>
+            <w:tcW w:w="1632" w:type="dxa"/>
           </w:tcPr>
           <w:p>
             <w:pPr>
@@ -451,7 +445,7 @@
         </w:tc>
         <w:tc>
           <w:tcPr>
-            <w:tcW w:w="1449" w:type="dxa"/>
+            <w:tcW w:w="1506" w:type="dxa"/>
           </w:tcPr>
           <w:p>
             <w:pPr>
@@ -472,7 +466,7 @@
         </w:tc>
         <w:tc>
           <w:tcPr>
-            <w:tcW w:w="1505" w:type="dxa"/>
+            <w:tcW w:w="1565" w:type="dxa"/>
           </w:tcPr>
           <w:p>
             <w:pPr>
@@ -493,7 +487,7 @@
         </w:tc>
         <w:tc>
           <w:tcPr>
-            <w:tcW w:w="3080" w:type="dxa"/>
+            <w:tcW w:w="2101" w:type="dxa"/>
           </w:tcPr>
           <w:p>
             <w:pPr>
@@ -516,7 +510,7 @@
       <w:tr>
         <w:tc>
           <w:tcPr>
-            <w:tcW w:w="1850" w:type="dxa"/>
+            <w:tcW w:w="1925" w:type="dxa"/>
           </w:tcPr>
           <w:p>
             <w:pPr>
@@ -531,26 +525,28 @@
               <w:jc w:val="center"/>
             </w:pPr>
             <w:r>
+              <w:lastRenderedPageBreak/>
               <w:t>[[fecha_vuelo]]</w:t>
             </w:r>
           </w:p>
         </w:tc>
         <w:tc>
           <w:tcPr>
-            <w:tcW w:w="1101" w:type="dxa"/>
+            <w:tcW w:w="1336" w:type="dxa"/>
           </w:tcPr>
           <w:p>
             <w:pPr>
               <w:jc w:val="center"/>
             </w:pPr>
             <w:r>
+              <w:lastRenderedPageBreak/>
               <w:t>[[origen]]</w:t>
             </w:r>
           </w:p>
         </w:tc>
         <w:tc>
           <w:tcPr>
-            <w:tcW w:w="1227" w:type="dxa"/>
+            <w:tcW w:w="1560" w:type="dxa"/>
           </w:tcPr>
           <w:p>
             <w:pPr>
@@ -563,7 +559,7 @@
         </w:tc>
         <w:tc>
           <w:tcPr>
-            <w:tcW w:w="1413" w:type="dxa"/>
+            <w:tcW w:w="1632" w:type="dxa"/>
           </w:tcPr>
           <w:p>
             <w:pPr>
@@ -576,7 +572,7 @@
         </w:tc>
         <w:tc>
           <w:tcPr>
-            <w:tcW w:w="1449" w:type="dxa"/>
+            <w:tcW w:w="1506" w:type="dxa"/>
           </w:tcPr>
           <w:p>
             <w:pPr>
@@ -589,7 +585,7 @@
         </w:tc>
         <w:tc>
           <w:tcPr>
-            <w:tcW w:w="1505" w:type="dxa"/>
+            <w:tcW w:w="1565" w:type="dxa"/>
           </w:tcPr>
           <w:p>
             <w:pPr>
@@ -602,7 +598,7 @@
         </w:tc>
         <w:tc>
           <w:tcPr>
-            <w:tcW w:w="3080" w:type="dxa"/>
+            <w:tcW w:w="2101" w:type="dxa"/>
           </w:tcPr>
           <w:p>
             <w:pPr>
@@ -617,6 +613,7 @@
               <w:jc w:val="center"/>
             </w:pPr>
             <w:r>
+              <w:lastRenderedPageBreak/>
               <w:t>[[/vuelos_extra]]</w:t>
             </w:r>
           </w:p>
@@ -963,16 +960,16 @@
           <w:sz w:val="28"/>
           <w:szCs w:val="28"/>
         </w:rPr>
+        <w:t>ACTIVIDADES</w:t>
+      </w:r>
+    </w:p>
+    <w:p>
+      <w:pPr>
+        <w:spacing w:after="40"/>
+        <w:jc w:val="both"/>
+      </w:pPr>
+      <w:r>
         <w:lastRenderedPageBreak/>
-        <w:t>ACTIVIDADES</w:t>
-      </w:r>
-    </w:p>
-    <w:p>
-      <w:pPr>
-        <w:spacing w:after="40"/>
-        <w:jc w:val="both"/>
-      </w:pPr>
-      <w:r>
         <w:t>[[actividades_detalladas]]</w:t>
       </w:r>
     </w:p>

--- a/backend/templates/viajes.docx
+++ b/backend/templates/viajes.docx
@@ -624,12 +624,8 @@
       <w:pPr>
         <w:jc w:val="both"/>
       </w:pPr>
-    </w:p>
-    <w:p>
-      <w:pPr>
-        <w:jc w:val="both"/>
-      </w:pPr>
-      <w:r>
+      <w:r>
+        <w:lastRenderedPageBreak/>
         <w:t>[[/tiene_vuelos_extra]]</w:t>
       </w:r>
     </w:p>
@@ -969,15 +965,15 @@
         <w:jc w:val="both"/>
       </w:pPr>
       <w:r>
+        <w:t>[[actividades_detalladas]]</w:t>
+      </w:r>
+    </w:p>
+    <w:p>
+      <w:pPr>
+        <w:jc w:val="both"/>
+      </w:pPr>
+      <w:r>
         <w:lastRenderedPageBreak/>
-        <w:t>[[actividades_detalladas]]</w:t>
-      </w:r>
-    </w:p>
-    <w:p>
-      <w:pPr>
-        <w:jc w:val="both"/>
-      </w:pPr>
-      <w:r>
         <w:t>[[/tiene_actividades]]</w:t>
       </w:r>
     </w:p>

--- a/backend/templates/viajes.docx
+++ b/backend/templates/viajes.docx
@@ -362,6 +362,7 @@
         <w:tc>
           <w:tcPr>
             <w:tcW w:w="1925" w:type="dxa"/>
+            <w:shd w:val="clear" w:color="auto" w:fill="83CAEB" w:themeFill="accent1" w:themeFillTint="66"/>
           </w:tcPr>
           <w:p>
             <w:pPr>
@@ -383,6 +384,7 @@
         <w:tc>
           <w:tcPr>
             <w:tcW w:w="1336" w:type="dxa"/>
+            <w:shd w:val="clear" w:color="auto" w:fill="83CAEB" w:themeFill="accent1" w:themeFillTint="66"/>
           </w:tcPr>
           <w:p>
             <w:pPr>
@@ -404,6 +406,7 @@
         <w:tc>
           <w:tcPr>
             <w:tcW w:w="1560" w:type="dxa"/>
+            <w:shd w:val="clear" w:color="auto" w:fill="83CAEB" w:themeFill="accent1" w:themeFillTint="66"/>
           </w:tcPr>
           <w:p>
             <w:pPr>
@@ -425,6 +428,7 @@
         <w:tc>
           <w:tcPr>
             <w:tcW w:w="1632" w:type="dxa"/>
+            <w:shd w:val="clear" w:color="auto" w:fill="83CAEB" w:themeFill="accent1" w:themeFillTint="66"/>
           </w:tcPr>
           <w:p>
             <w:pPr>
@@ -446,6 +450,7 @@
         <w:tc>
           <w:tcPr>
             <w:tcW w:w="1506" w:type="dxa"/>
+            <w:shd w:val="clear" w:color="auto" w:fill="83CAEB" w:themeFill="accent1" w:themeFillTint="66"/>
           </w:tcPr>
           <w:p>
             <w:pPr>
@@ -467,6 +472,7 @@
         <w:tc>
           <w:tcPr>
             <w:tcW w:w="1565" w:type="dxa"/>
+            <w:shd w:val="clear" w:color="auto" w:fill="83CAEB" w:themeFill="accent1" w:themeFillTint="66"/>
           </w:tcPr>
           <w:p>
             <w:pPr>
@@ -488,6 +494,7 @@
         <w:tc>
           <w:tcPr>
             <w:tcW w:w="2101" w:type="dxa"/>
+            <w:shd w:val="clear" w:color="auto" w:fill="83CAEB" w:themeFill="accent1" w:themeFillTint="66"/>
           </w:tcPr>
           <w:p>
             <w:pPr>

--- a/backend/templates/viajes.docx
+++ b/backend/templates/viajes.docx
@@ -832,6 +832,12 @@
     </w:p>
     <w:p>
       <w:pPr>
+        <w:spacing w:after="40"/>
+        <w:jc w:val="both"/>
+      </w:pPr>
+    </w:p>
+    <w:p>
+      <w:pPr>
         <w:jc w:val="both"/>
       </w:pPr>
       <w:r>
@@ -972,6 +978,7 @@
         <w:jc w:val="both"/>
       </w:pPr>
       <w:r>
+        <w:lastRenderedPageBreak/>
         <w:t>[[actividades_detalladas]]</w:t>
       </w:r>
     </w:p>
@@ -980,7 +987,6 @@
         <w:jc w:val="both"/>
       </w:pPr>
       <w:r>
-        <w:lastRenderedPageBreak/>
         <w:t>[[/tiene_actividades]]</w:t>
       </w:r>
     </w:p>

--- a/backend/templates/viajes.docx
+++ b/backend/templates/viajes.docx
@@ -794,6 +794,25 @@
     </w:p>
     <w:p>
       <w:pPr>
+        <w:spacing w:after="40"/>
+        <w:jc w:val="both"/>
+      </w:pPr>
+      <w:r>
+        <w:t>[[#tiene_general]]</w:t>
+      </w:r>
+      <w:r>
+        <w:rPr>
+          <w:b/>
+          <w:bCs/>
+        </w:rPr>
+        <w:t>Total:</w:t>
+      </w:r>
+      <w:r>
+        <w:t xml:space="preserve"> [[total_general]][[/tiene_general]]</w:t>
+      </w:r>
+    </w:p>
+    <w:p>
+      <w:pPr>
         <w:spacing w:after="20"/>
         <w:jc w:val="both"/>
       </w:pPr>
@@ -809,25 +828,6 @@
       </w:r>
       <w:r>
         <w:t>: [[total_persona]][[/tiene_persona]]</w:t>
-      </w:r>
-    </w:p>
-    <w:p>
-      <w:pPr>
-        <w:spacing w:after="40"/>
-        <w:jc w:val="both"/>
-      </w:pPr>
-      <w:r>
-        <w:t>[[#tiene_general]]</w:t>
-      </w:r>
-      <w:r>
-        <w:rPr>
-          <w:b/>
-          <w:bCs/>
-        </w:rPr>
-        <w:t>Total:</w:t>
-      </w:r>
-      <w:r>
-        <w:t xml:space="preserve"> [[total_general]][[/tiene_general]]</w:t>
       </w:r>
     </w:p>
     <w:p>

--- a/backend/templates/viajes.docx
+++ b/backend/templates/viajes.docx
@@ -260,7 +260,23 @@
     </w:p>
     <w:p>
       <w:pPr>
-        <w:jc w:val="both"/>
+        <w:spacing w:after="20"/>
+      </w:pPr>
+      <w:r>
+        <w:t>Adultos: [[adultos]]</w:t>
+      </w:r>
+    </w:p>
+    <w:p>
+      <w:pPr>
+        <w:spacing w:after="20"/>
+      </w:pPr>
+      <w:r>
+        <w:t>Niños: [[ninos]]</w:t>
+      </w:r>
+    </w:p>
+    <w:p>
+      <w:pPr>
+        <w:spacing w:after="0"/>
       </w:pPr>
       <w:r>
         <w:t>[[/tiene_pasajeros]]</w:t>
@@ -268,54 +284,64 @@
     </w:p>
     <w:p>
       <w:pPr>
-        <w:jc w:val="both"/>
-      </w:pPr>
-      <w:r>
-        <w:t>[[#pasajeros]]</w:t>
+        <w:spacing w:after="0"/>
+      </w:pPr>
+      <w:r>
+        <w:t>[[#tiene_ninos]]</w:t>
+      </w:r>
+    </w:p>
+    <w:p>
+      <w:pPr>
+        <w:spacing w:before="40" w:after="20"/>
+        <w:rPr>
+          <w:color w:val="156082" w:themeColor="accent1"/>
+        </w:rPr>
+      </w:pPr>
+      <w:r>
+        <w:rPr>
+          <w:color w:val="156082" w:themeColor="accent1"/>
+        </w:rPr>
+        <w:t>Edades de los niños:</w:t>
+      </w:r>
+    </w:p>
+    <w:p>
+      <w:pPr>
+        <w:spacing w:after="0"/>
+      </w:pPr>
+      <w:r>
+        <w:t>[[/tiene_ninos]]</w:t>
+      </w:r>
+    </w:p>
+    <w:p>
+      <w:pPr>
+        <w:spacing w:after="0"/>
+      </w:pPr>
+      <w:r>
+        <w:t>[[#edades_ninos]]</w:t>
       </w:r>
     </w:p>
     <w:p>
       <w:pPr>
         <w:spacing w:after="20"/>
-        <w:jc w:val="both"/>
-      </w:pPr>
-      <w:r>
-        <w:rPr>
-          <w:b/>
-          <w:bCs/>
-        </w:rPr>
-        <w:t>Nombre</w:t>
-      </w:r>
-      <w:r>
-        <w:t>: [[nombre</w:t>
-      </w:r>
-      <w:r>
-        <w:t xml:space="preserve">]] [[apellidos]][[#tiene_edad]] </w:t>
-      </w:r>
-      <w:r>
-        <w:rPr>
-          <w:b/>
-          <w:bCs/>
-        </w:rPr>
-        <w:t>- Edad:</w:t>
-      </w:r>
-      <w:r>
-        <w:t xml:space="preserve"> [[edad]][[/tiene_edad]]</w:t>
-      </w:r>
-    </w:p>
-    <w:p>
-      <w:pPr>
-        <w:jc w:val="both"/>
-      </w:pPr>
-      <w:r>
-        <w:t>[[/pasajeros]]</w:t>
-      </w:r>
-    </w:p>
-    <w:p>
-      <w:pPr>
-        <w:jc w:val="both"/>
-      </w:pPr>
-      <w:r>
+      </w:pPr>
+      <w:r>
+        <w:t>Niño [[numero]]: [[edad]] años</w:t>
+      </w:r>
+    </w:p>
+    <w:p>
+      <w:pPr>
+        <w:spacing w:after="0"/>
+      </w:pPr>
+      <w:r>
+        <w:t>[[/edades_ninos]]</w:t>
+      </w:r>
+    </w:p>
+    <w:p>
+      <w:pPr>
+        <w:jc w:val="both"/>
+      </w:pPr>
+      <w:r>
+        <w:lastRenderedPageBreak/>
         <w:t>[[#tiene_vuelos_extra]]</w:t>
       </w:r>
     </w:p>
@@ -532,7 +558,6 @@
               <w:jc w:val="center"/>
             </w:pPr>
             <w:r>
-              <w:lastRenderedPageBreak/>
               <w:t>[[fecha_vuelo]]</w:t>
             </w:r>
           </w:p>
@@ -546,7 +571,6 @@
               <w:jc w:val="center"/>
             </w:pPr>
             <w:r>
-              <w:lastRenderedPageBreak/>
               <w:t>[[origen]]</w:t>
             </w:r>
           </w:p>
@@ -620,7 +644,6 @@
               <w:jc w:val="center"/>
             </w:pPr>
             <w:r>
-              <w:lastRenderedPageBreak/>
               <w:t>[[/vuelos_extra]]</w:t>
             </w:r>
           </w:p>
@@ -632,7 +655,6 @@
         <w:jc w:val="both"/>
       </w:pPr>
       <w:r>
-        <w:lastRenderedPageBreak/>
         <w:t>[[/tiene_vuelos_extra]]</w:t>
       </w:r>
     </w:p>
@@ -937,6 +959,7 @@
         <w:jc w:val="both"/>
       </w:pPr>
       <w:r>
+        <w:lastRenderedPageBreak/>
         <w:t>[[/tiene_restricciones]]</w:t>
       </w:r>
     </w:p>
@@ -978,7 +1001,6 @@
         <w:jc w:val="both"/>
       </w:pPr>
       <w:r>
-        <w:lastRenderedPageBreak/>
         <w:t>[[actividades_detalladas]]</w:t>
       </w:r>
     </w:p>

--- a/backend/templates/viajes.docx
+++ b/backend/templates/viajes.docx
@@ -371,23 +371,27 @@
     <w:tbl>
       <w:tblPr>
         <w:tblStyle w:val="TableGrid"/>
-        <w:tblW w:w="11625" w:type="dxa"/>
-        <w:tblInd w:w="-998" w:type="dxa"/>
+        <w:tblpPr w:leftFromText="180" w:rightFromText="180" w:vertAnchor="text" w:horzAnchor="margin" w:tblpXSpec="center" w:tblpY="-68"/>
+        <w:tblW w:w="11761" w:type="dxa"/>
+        <w:tblLayout w:type="fixed"/>
         <w:tblLook w:val="04A0" w:firstRow="1" w:lastRow="0" w:firstColumn="1" w:lastColumn="0" w:noHBand="0" w:noVBand="1"/>
       </w:tblPr>
       <w:tblGrid>
-        <w:gridCol w:w="1925"/>
-        <w:gridCol w:w="1336"/>
+        <w:gridCol w:w="1413"/>
+        <w:gridCol w:w="1701"/>
+        <w:gridCol w:w="1984"/>
         <w:gridCol w:w="1560"/>
-        <w:gridCol w:w="1632"/>
-        <w:gridCol w:w="1506"/>
-        <w:gridCol w:w="1565"/>
-        <w:gridCol w:w="2101"/>
+        <w:gridCol w:w="992"/>
+        <w:gridCol w:w="992"/>
+        <w:gridCol w:w="3119"/>
       </w:tblGrid>
       <w:tr>
+        <w:trPr>
+          <w:trHeight w:val="265"/>
+        </w:trPr>
         <w:tc>
           <w:tcPr>
-            <w:tcW w:w="1925" w:type="dxa"/>
+            <w:tcW w:w="1413" w:type="dxa"/>
             <w:shd w:val="clear" w:color="auto" w:fill="83CAEB" w:themeFill="accent1" w:themeFillTint="66"/>
           </w:tcPr>
           <w:p>
@@ -409,7 +413,7 @@
         </w:tc>
         <w:tc>
           <w:tcPr>
-            <w:tcW w:w="1336" w:type="dxa"/>
+            <w:tcW w:w="1701" w:type="dxa"/>
             <w:shd w:val="clear" w:color="auto" w:fill="83CAEB" w:themeFill="accent1" w:themeFillTint="66"/>
           </w:tcPr>
           <w:p>
@@ -431,7 +435,7 @@
         </w:tc>
         <w:tc>
           <w:tcPr>
-            <w:tcW w:w="1560" w:type="dxa"/>
+            <w:tcW w:w="1984" w:type="dxa"/>
             <w:shd w:val="clear" w:color="auto" w:fill="83CAEB" w:themeFill="accent1" w:themeFillTint="66"/>
           </w:tcPr>
           <w:p>
@@ -453,7 +457,7 @@
         </w:tc>
         <w:tc>
           <w:tcPr>
-            <w:tcW w:w="1632" w:type="dxa"/>
+            <w:tcW w:w="1560" w:type="dxa"/>
             <w:shd w:val="clear" w:color="auto" w:fill="83CAEB" w:themeFill="accent1" w:themeFillTint="66"/>
           </w:tcPr>
           <w:p>
@@ -475,7 +479,7 @@
         </w:tc>
         <w:tc>
           <w:tcPr>
-            <w:tcW w:w="1506" w:type="dxa"/>
+            <w:tcW w:w="992" w:type="dxa"/>
             <w:shd w:val="clear" w:color="auto" w:fill="83CAEB" w:themeFill="accent1" w:themeFillTint="66"/>
           </w:tcPr>
           <w:p>
@@ -497,7 +501,7 @@
         </w:tc>
         <w:tc>
           <w:tcPr>
-            <w:tcW w:w="1565" w:type="dxa"/>
+            <w:tcW w:w="992" w:type="dxa"/>
             <w:shd w:val="clear" w:color="auto" w:fill="83CAEB" w:themeFill="accent1" w:themeFillTint="66"/>
           </w:tcPr>
           <w:p>
@@ -519,7 +523,7 @@
         </w:tc>
         <w:tc>
           <w:tcPr>
-            <w:tcW w:w="2101" w:type="dxa"/>
+            <w:tcW w:w="3119" w:type="dxa"/>
             <w:shd w:val="clear" w:color="auto" w:fill="83CAEB" w:themeFill="accent1" w:themeFillTint="66"/>
           </w:tcPr>
           <w:p>
@@ -541,110 +545,174 @@
         </w:tc>
       </w:tr>
       <w:tr>
+        <w:trPr>
+          <w:trHeight w:val="478"/>
+        </w:trPr>
         <w:tc>
           <w:tcPr>
-            <w:tcW w:w="1925" w:type="dxa"/>
+            <w:tcW w:w="1413" w:type="dxa"/>
+            <w:vAlign w:val="center"/>
           </w:tcPr>
           <w:p>
             <w:pPr>
               <w:jc w:val="center"/>
+              <w:rPr>
+                <w:sz w:val="22"/>
+                <w:szCs w:val="22"/>
+              </w:rPr>
             </w:pPr>
             <w:r>
-              <w:t>[[#vuelos_extra]]</w:t>
+              <w:rPr>
+                <w:sz w:val="22"/>
+                <w:szCs w:val="22"/>
+              </w:rPr>
+              <w:t>[[#vuelos_extra]</w:t>
             </w:r>
-          </w:p>
-          <w:p>
-            <w:pPr>
-              <w:jc w:val="center"/>
-            </w:pPr>
             <w:r>
+              <w:rPr>
+                <w:sz w:val="22"/>
+                <w:szCs w:val="22"/>
+              </w:rPr>
+              <w:t>]</w:t>
+            </w:r>
+            <w:r>
+              <w:rPr>
+                <w:sz w:val="22"/>
+                <w:szCs w:val="22"/>
+              </w:rPr>
               <w:t>[[fecha_vuelo]]</w:t>
             </w:r>
           </w:p>
         </w:tc>
         <w:tc>
           <w:tcPr>
-            <w:tcW w:w="1336" w:type="dxa"/>
+            <w:tcW w:w="1701" w:type="dxa"/>
+            <w:vAlign w:val="center"/>
           </w:tcPr>
           <w:p>
             <w:pPr>
               <w:jc w:val="center"/>
+              <w:rPr>
+                <w:sz w:val="22"/>
+                <w:szCs w:val="22"/>
+              </w:rPr>
             </w:pPr>
             <w:r>
+              <w:rPr>
+                <w:sz w:val="22"/>
+                <w:szCs w:val="22"/>
+              </w:rPr>
               <w:t>[[origen]]</w:t>
             </w:r>
           </w:p>
         </w:tc>
         <w:tc>
           <w:tcPr>
-            <w:tcW w:w="1560" w:type="dxa"/>
+            <w:tcW w:w="1984" w:type="dxa"/>
+            <w:vAlign w:val="center"/>
           </w:tcPr>
           <w:p>
             <w:pPr>
               <w:jc w:val="center"/>
+              <w:rPr>
+                <w:sz w:val="22"/>
+                <w:szCs w:val="22"/>
+              </w:rPr>
             </w:pPr>
             <w:r>
+              <w:rPr>
+                <w:sz w:val="22"/>
+                <w:szCs w:val="22"/>
+              </w:rPr>
               <w:t>[[destino]]</w:t>
             </w:r>
           </w:p>
         </w:tc>
         <w:tc>
           <w:tcPr>
-            <w:tcW w:w="1632" w:type="dxa"/>
+            <w:tcW w:w="1560" w:type="dxa"/>
+            <w:vAlign w:val="center"/>
           </w:tcPr>
           <w:p>
             <w:pPr>
               <w:jc w:val="center"/>
+              <w:rPr>
+                <w:sz w:val="22"/>
+                <w:szCs w:val="22"/>
+              </w:rPr>
             </w:pPr>
             <w:r>
+              <w:rPr>
+                <w:sz w:val="22"/>
+                <w:szCs w:val="22"/>
+              </w:rPr>
               <w:t>[[aerolinea]]</w:t>
             </w:r>
           </w:p>
         </w:tc>
         <w:tc>
           <w:tcPr>
-            <w:tcW w:w="1506" w:type="dxa"/>
+            <w:tcW w:w="992" w:type="dxa"/>
+            <w:vAlign w:val="center"/>
           </w:tcPr>
           <w:p>
             <w:pPr>
               <w:jc w:val="center"/>
+              <w:rPr>
+                <w:sz w:val="22"/>
+                <w:szCs w:val="22"/>
+              </w:rPr>
             </w:pPr>
             <w:r>
+              <w:rPr>
+                <w:sz w:val="22"/>
+                <w:szCs w:val="22"/>
+              </w:rPr>
               <w:t>[[hora_sale]]</w:t>
             </w:r>
           </w:p>
         </w:tc>
         <w:tc>
           <w:tcPr>
-            <w:tcW w:w="1565" w:type="dxa"/>
+            <w:tcW w:w="992" w:type="dxa"/>
+            <w:vAlign w:val="center"/>
           </w:tcPr>
           <w:p>
             <w:pPr>
               <w:jc w:val="center"/>
+              <w:rPr>
+                <w:sz w:val="22"/>
+                <w:szCs w:val="22"/>
+              </w:rPr>
             </w:pPr>
             <w:r>
+              <w:rPr>
+                <w:sz w:val="22"/>
+                <w:szCs w:val="22"/>
+              </w:rPr>
               <w:t>[[hora_llega]]</w:t>
             </w:r>
           </w:p>
         </w:tc>
         <w:tc>
           <w:tcPr>
-            <w:tcW w:w="2101" w:type="dxa"/>
+            <w:tcW w:w="3119" w:type="dxa"/>
+            <w:vAlign w:val="center"/>
           </w:tcPr>
           <w:p>
             <w:pPr>
               <w:jc w:val="center"/>
+              <w:rPr>
+                <w:sz w:val="21"/>
+                <w:szCs w:val="21"/>
+              </w:rPr>
             </w:pPr>
             <w:r>
-              <w:t>[[costo_vuelo]]</w:t>
-            </w:r>
-          </w:p>
-          <w:p>
-            <w:pPr>
-              <w:jc w:val="center"/>
-            </w:pPr>
-            <w:r>
-              <w:t>[[/vuelos_extra]]</w:t>
+              <w:rPr>
+                <w:sz w:val="22"/>
+                <w:szCs w:val="22"/>
+              </w:rPr>
+              <w:t>[[costo_vuelo]][[/vuelos_extra]]</w:t>
             </w:r>
           </w:p>
         </w:tc>
@@ -655,6 +723,9 @@
         <w:jc w:val="both"/>
       </w:pPr>
       <w:r>
+        <w:t xml:space="preserve"> </w:t>
+      </w:r>
+      <w:r>
         <w:t>[[/tiene_vuelos_extra]]</w:t>
       </w:r>
     </w:p>
@@ -951,6 +1022,7 @@
         <w:jc w:val="both"/>
       </w:pPr>
       <w:r>
+        <w:lastRenderedPageBreak/>
         <w:t>[[restricciones]]</w:t>
       </w:r>
     </w:p>
@@ -959,7 +1031,6 @@
         <w:jc w:val="both"/>
       </w:pPr>
       <w:r>
-        <w:lastRenderedPageBreak/>
         <w:t>[[/tiene_restricciones]]</w:t>
       </w:r>
     </w:p>
